--- a/2021年/2021年12月中国电子学会软件编程图形化等级考试2级.docx
+++ b/2021年/2021年12月中国电子学会软件编程图形化等级考试2级.docx
@@ -1,539 +1,5 @@
 
-<file path=customXml\item1.xml><?xml version="1.0" encoding="utf-8"?>
-<s:customData xmlns="http://www.wps.cn/officeDocument/2013/wpsCustomData" xmlns:s="http://www.wps.cn/officeDocument/2013/wpsCustomData">
-  <customSectProps>
-    <customSectPr/>
-  </customSectProps>
-</s:customData>
-</file>
-
-<file path=customXml\itemProps1.xml><?xml version="1.0" encoding="utf-8"?>
-<ds:datastoreItem xmlns:ds="http://schemas.openxmlformats.org/officeDocument/2006/customXml" ds:itemID="{B1977F7D-205B-4081-913C-38D41E755F92}">
-  <ds:schemaRefs>
-    <ds:schemaRef ds:uri="http://www.wps.cn/officeDocument/2013/wpsCustomData"/>
-  </ds:schemaRefs>
-</ds:datastoreItem>
-</file>
-
-<file path=docProps\app.xml><?xml version="1.0" encoding="utf-8"?>
-<Properties xmlns="http://schemas.openxmlformats.org/officeDocument/2006/extended-properties" xmlns:vt="http://schemas.openxmlformats.org/officeDocument/2006/docPropsVTypes">
-  <Template>Normal.dotm</Template>
-  <Pages>1</Pages>
-  <Words>0</Words>
-  <Characters>0</Characters>
-  <Lines>0</Lines>
-  <Paragraphs>0</Paragraphs>
-  <TotalTime>1</TotalTime>
-  <ScaleCrop>false</ScaleCrop>
-  <LinksUpToDate>false</LinksUpToDate>
-  <CharactersWithSpaces>0</CharactersWithSpaces>
-  <Application>WPS Office_11.1.0.11194_F1E327BC-269C-435d-A152-05C5408002CA</Application>
-  <DocSecurity>0</DocSecurity>
-</Properties>
-</file>
-
-<file path=docProps\core.xml><?xml version="1.0" encoding="utf-8"?>
-<cp:coreProperties xmlns:cp="http://schemas.openxmlformats.org/package/2006/metadata/core-properties" xmlns:dc="http://purl.org/dc/elements/1.1/" xmlns:dcterms="http://purl.org/dc/terms/" xmlns:dcmitype="http://purl.org/dc/dcmitype/" xmlns:xsi="http://www.w3.org/2001/XMLSchema-instance">
-  <dcterms:created xsi:type="dcterms:W3CDTF">2021-12-23T03:24:00Z</dcterms:created>
-  <dc:creator>黎～</dc:creator>
-  <cp:lastModifiedBy>黎～</cp:lastModifiedBy>
-  <dcterms:modified xsi:type="dcterms:W3CDTF">2021-12-23T03:26:11Z</dcterms:modified>
-  <cp:revision>1</cp:revision>
-</cp:coreProperties>
-</file>
-
-<file path=docProps\custom.xml><?xml version="1.0" encoding="utf-8"?>
-<Properties xmlns="http://schemas.openxmlformats.org/officeDocument/2006/custom-properties" xmlns:vt="http://schemas.openxmlformats.org/officeDocument/2006/docPropsVTypes">
-  <property fmtid="{D5CDD505-2E9C-101B-9397-08002B2CF9AE}" pid="2" name="KSOProductBuildVer">
-    <vt:lpwstr>2052-11.1.0.11194</vt:lpwstr>
-  </property>
-  <property fmtid="{D5CDD505-2E9C-101B-9397-08002B2CF9AE}" pid="3" name="ICV">
-    <vt:lpwstr>9C64A7E2CD054E8D8A2F7C9AD10D70EC</vt:lpwstr>
-  </property>
-</Properties>
-</file>
-
-<file path=word\activeX\activeX1.xml><?xml version="1.0" encoding="utf-8"?>
-<ax:ocx xmlns:ax="http://schemas.microsoft.com/office/2006/activeX" xmlns:r="http://schemas.openxmlformats.org/officeDocument/2006/relationships" ax:classid="{5512D118-5CC6-11CF-8D67-00AA00BDCE1D}" r:id="rId1" ax:persistence="persistStorage"/>
-</file>
-
-<file path=word\activeX\activeX10.xml><?xml version="1.0" encoding="utf-8"?>
-<ax:ocx xmlns:ax="http://schemas.microsoft.com/office/2006/activeX" xmlns:r="http://schemas.openxmlformats.org/officeDocument/2006/relationships" ax:classid="{5512D118-5CC6-11CF-8D67-00AA00BDCE1D}" r:id="rId1" ax:persistence="persistStorage"/>
-</file>
-
-<file path=word\activeX\activeX100.xml><?xml version="1.0" encoding="utf-8"?>
-<ax:ocx xmlns:ax="http://schemas.microsoft.com/office/2006/activeX" xmlns:r="http://schemas.openxmlformats.org/officeDocument/2006/relationships" ax:classid="{5512D118-5CC6-11CF-8D67-00AA00BDCE1D}" r:id="rId1" ax:persistence="persistStorage"/>
-</file>
-
-<file path=word\activeX\activeX101.xml><?xml version="1.0" encoding="utf-8"?>
-<ax:ocx xmlns:ax="http://schemas.microsoft.com/office/2006/activeX" xmlns:r="http://schemas.openxmlformats.org/officeDocument/2006/relationships" ax:classid="{5512D118-5CC6-11CF-8D67-00AA00BDCE1D}" r:id="rId1" ax:persistence="persistStorage"/>
-</file>
-
-<file path=word\activeX\activeX102.xml><?xml version="1.0" encoding="utf-8"?>
-<ax:ocx xmlns:ax="http://schemas.microsoft.com/office/2006/activeX" xmlns:r="http://schemas.openxmlformats.org/officeDocument/2006/relationships" ax:classid="{5512D118-5CC6-11CF-8D67-00AA00BDCE1D}" r:id="rId1" ax:persistence="persistStorage"/>
-</file>
-
-<file path=word\activeX\activeX103.xml><?xml version="1.0" encoding="utf-8"?>
-<ax:ocx xmlns:ax="http://schemas.microsoft.com/office/2006/activeX" xmlns:r="http://schemas.openxmlformats.org/officeDocument/2006/relationships" ax:classid="{5512D118-5CC6-11CF-8D67-00AA00BDCE1D}" r:id="rId1" ax:persistence="persistStorage"/>
-</file>
-
-<file path=word\activeX\activeX104.xml><?xml version="1.0" encoding="utf-8"?>
-<ax:ocx xmlns:ax="http://schemas.microsoft.com/office/2006/activeX" xmlns:r="http://schemas.openxmlformats.org/officeDocument/2006/relationships" ax:classid="{5512D118-5CC6-11CF-8D67-00AA00BDCE1D}" r:id="rId1" ax:persistence="persistStorage"/>
-</file>
-
-<file path=word\activeX\activeX105.xml><?xml version="1.0" encoding="utf-8"?>
-<ax:ocx xmlns:ax="http://schemas.microsoft.com/office/2006/activeX" xmlns:r="http://schemas.openxmlformats.org/officeDocument/2006/relationships" ax:classid="{5512D118-5CC6-11CF-8D67-00AA00BDCE1D}" r:id="rId1" ax:persistence="persistStorage"/>
-</file>
-
-<file path=word\activeX\activeX106.xml><?xml version="1.0" encoding="utf-8"?>
-<ax:ocx xmlns:ax="http://schemas.microsoft.com/office/2006/activeX" xmlns:r="http://schemas.openxmlformats.org/officeDocument/2006/relationships" ax:classid="{5512D118-5CC6-11CF-8D67-00AA00BDCE1D}" r:id="rId1" ax:persistence="persistStorage"/>
-</file>
-
-<file path=word\activeX\activeX107.xml><?xml version="1.0" encoding="utf-8"?>
-<ax:ocx xmlns:ax="http://schemas.microsoft.com/office/2006/activeX" xmlns:r="http://schemas.openxmlformats.org/officeDocument/2006/relationships" ax:classid="{5512D118-5CC6-11CF-8D67-00AA00BDCE1D}" r:id="rId1" ax:persistence="persistStorage"/>
-</file>
-
-<file path=word\activeX\activeX108.xml><?xml version="1.0" encoding="utf-8"?>
-<ax:ocx xmlns:ax="http://schemas.microsoft.com/office/2006/activeX" xmlns:r="http://schemas.openxmlformats.org/officeDocument/2006/relationships" ax:classid="{5512D118-5CC6-11CF-8D67-00AA00BDCE1D}" r:id="rId1" ax:persistence="persistStorage"/>
-</file>
-
-<file path=word\activeX\activeX109.xml><?xml version="1.0" encoding="utf-8"?>
-<ax:ocx xmlns:ax="http://schemas.microsoft.com/office/2006/activeX" xmlns:r="http://schemas.openxmlformats.org/officeDocument/2006/relationships" ax:classid="{5512D118-5CC6-11CF-8D67-00AA00BDCE1D}" r:id="rId1" ax:persistence="persistStorage"/>
-</file>
-
-<file path=word\activeX\activeX11.xml><?xml version="1.0" encoding="utf-8"?>
-<ax:ocx xmlns:ax="http://schemas.microsoft.com/office/2006/activeX" xmlns:r="http://schemas.openxmlformats.org/officeDocument/2006/relationships" ax:classid="{5512D118-5CC6-11CF-8D67-00AA00BDCE1D}" r:id="rId1" ax:persistence="persistStorage"/>
-</file>
-
-<file path=word\activeX\activeX110.xml><?xml version="1.0" encoding="utf-8"?>
-<ax:ocx xmlns:ax="http://schemas.microsoft.com/office/2006/activeX" xmlns:r="http://schemas.openxmlformats.org/officeDocument/2006/relationships" ax:classid="{5512D118-5CC6-11CF-8D67-00AA00BDCE1D}" r:id="rId1" ax:persistence="persistStorage"/>
-</file>
-
-<file path=word\activeX\activeX111.xml><?xml version="1.0" encoding="utf-8"?>
-<ax:ocx xmlns:ax="http://schemas.microsoft.com/office/2006/activeX" xmlns:r="http://schemas.openxmlformats.org/officeDocument/2006/relationships" ax:classid="{5512D118-5CC6-11CF-8D67-00AA00BDCE1D}" r:id="rId1" ax:persistence="persistStorage"/>
-</file>
-
-<file path=word\activeX\activeX112.xml><?xml version="1.0" encoding="utf-8"?>
-<ax:ocx xmlns:ax="http://schemas.microsoft.com/office/2006/activeX" xmlns:r="http://schemas.openxmlformats.org/officeDocument/2006/relationships" ax:classid="{5512D118-5CC6-11CF-8D67-00AA00BDCE1D}" r:id="rId1" ax:persistence="persistStorage"/>
-</file>
-
-<file path=word\activeX\activeX113.xml><?xml version="1.0" encoding="utf-8"?>
-<ax:ocx xmlns:ax="http://schemas.microsoft.com/office/2006/activeX" xmlns:r="http://schemas.openxmlformats.org/officeDocument/2006/relationships" ax:classid="{5512D118-5CC6-11CF-8D67-00AA00BDCE1D}" r:id="rId1" ax:persistence="persistStorage"/>
-</file>
-
-<file path=word\activeX\activeX114.xml><?xml version="1.0" encoding="utf-8"?>
-<ax:ocx xmlns:ax="http://schemas.microsoft.com/office/2006/activeX" xmlns:r="http://schemas.openxmlformats.org/officeDocument/2006/relationships" ax:classid="{5512D118-5CC6-11CF-8D67-00AA00BDCE1D}" r:id="rId1" ax:persistence="persistStorage"/>
-</file>
-
-<file path=word\activeX\activeX115.xml><?xml version="1.0" encoding="utf-8"?>
-<ax:ocx xmlns:ax="http://schemas.microsoft.com/office/2006/activeX" xmlns:r="http://schemas.openxmlformats.org/officeDocument/2006/relationships" ax:classid="{5512D118-5CC6-11CF-8D67-00AA00BDCE1D}" r:id="rId1" ax:persistence="persistStorage"/>
-</file>
-
-<file path=word\activeX\activeX116.xml><?xml version="1.0" encoding="utf-8"?>
-<ax:ocx xmlns:ax="http://schemas.microsoft.com/office/2006/activeX" xmlns:r="http://schemas.openxmlformats.org/officeDocument/2006/relationships" ax:classid="{5512D118-5CC6-11CF-8D67-00AA00BDCE1D}" r:id="rId1" ax:persistence="persistStorage"/>
-</file>
-
-<file path=word\activeX\activeX117.xml><?xml version="1.0" encoding="utf-8"?>
-<ax:ocx xmlns:ax="http://schemas.microsoft.com/office/2006/activeX" xmlns:r="http://schemas.openxmlformats.org/officeDocument/2006/relationships" ax:classid="{5512D118-5CC6-11CF-8D67-00AA00BDCE1D}" r:id="rId1" ax:persistence="persistStorage"/>
-</file>
-
-<file path=word\activeX\activeX118.xml><?xml version="1.0" encoding="utf-8"?>
-<ax:ocx xmlns:ax="http://schemas.microsoft.com/office/2006/activeX" xmlns:r="http://schemas.openxmlformats.org/officeDocument/2006/relationships" ax:classid="{5512D118-5CC6-11CF-8D67-00AA00BDCE1D}" r:id="rId1" ax:persistence="persistStorage"/>
-</file>
-
-<file path=word\activeX\activeX119.xml><?xml version="1.0" encoding="utf-8"?>
-<ax:ocx xmlns:ax="http://schemas.microsoft.com/office/2006/activeX" xmlns:r="http://schemas.openxmlformats.org/officeDocument/2006/relationships" ax:classid="{5512D118-5CC6-11CF-8D67-00AA00BDCE1D}" r:id="rId1" ax:persistence="persistStorage"/>
-</file>
-
-<file path=word\activeX\activeX12.xml><?xml version="1.0" encoding="utf-8"?>
-<ax:ocx xmlns:ax="http://schemas.microsoft.com/office/2006/activeX" xmlns:r="http://schemas.openxmlformats.org/officeDocument/2006/relationships" ax:classid="{5512D118-5CC6-11CF-8D67-00AA00BDCE1D}" r:id="rId1" ax:persistence="persistStorage"/>
-</file>
-
-<file path=word\activeX\activeX120.xml><?xml version="1.0" encoding="utf-8"?>
-<ax:ocx xmlns:ax="http://schemas.microsoft.com/office/2006/activeX" xmlns:r="http://schemas.openxmlformats.org/officeDocument/2006/relationships" ax:classid="{5512D118-5CC6-11CF-8D67-00AA00BDCE1D}" r:id="rId1" ax:persistence="persistStorage"/>
-</file>
-
-<file path=word\activeX\activeX13.xml><?xml version="1.0" encoding="utf-8"?>
-<ax:ocx xmlns:ax="http://schemas.microsoft.com/office/2006/activeX" xmlns:r="http://schemas.openxmlformats.org/officeDocument/2006/relationships" ax:classid="{5512D118-5CC6-11CF-8D67-00AA00BDCE1D}" r:id="rId1" ax:persistence="persistStorage"/>
-</file>
-
-<file path=word\activeX\activeX14.xml><?xml version="1.0" encoding="utf-8"?>
-<ax:ocx xmlns:ax="http://schemas.microsoft.com/office/2006/activeX" xmlns:r="http://schemas.openxmlformats.org/officeDocument/2006/relationships" ax:classid="{5512D118-5CC6-11CF-8D67-00AA00BDCE1D}" r:id="rId1" ax:persistence="persistStorage"/>
-</file>
-
-<file path=word\activeX\activeX15.xml><?xml version="1.0" encoding="utf-8"?>
-<ax:ocx xmlns:ax="http://schemas.microsoft.com/office/2006/activeX" xmlns:r="http://schemas.openxmlformats.org/officeDocument/2006/relationships" ax:classid="{5512D118-5CC6-11CF-8D67-00AA00BDCE1D}" r:id="rId1" ax:persistence="persistStorage"/>
-</file>
-
-<file path=word\activeX\activeX16.xml><?xml version="1.0" encoding="utf-8"?>
-<ax:ocx xmlns:ax="http://schemas.microsoft.com/office/2006/activeX" xmlns:r="http://schemas.openxmlformats.org/officeDocument/2006/relationships" ax:classid="{5512D118-5CC6-11CF-8D67-00AA00BDCE1D}" r:id="rId1" ax:persistence="persistStorage"/>
-</file>
-
-<file path=word\activeX\activeX17.xml><?xml version="1.0" encoding="utf-8"?>
-<ax:ocx xmlns:ax="http://schemas.microsoft.com/office/2006/activeX" xmlns:r="http://schemas.openxmlformats.org/officeDocument/2006/relationships" ax:classid="{5512D118-5CC6-11CF-8D67-00AA00BDCE1D}" r:id="rId1" ax:persistence="persistStorage"/>
-</file>
-
-<file path=word\activeX\activeX18.xml><?xml version="1.0" encoding="utf-8"?>
-<ax:ocx xmlns:ax="http://schemas.microsoft.com/office/2006/activeX" xmlns:r="http://schemas.openxmlformats.org/officeDocument/2006/relationships" ax:classid="{5512D118-5CC6-11CF-8D67-00AA00BDCE1D}" r:id="rId1" ax:persistence="persistStorage"/>
-</file>
-
-<file path=word\activeX\activeX19.xml><?xml version="1.0" encoding="utf-8"?>
-<ax:ocx xmlns:ax="http://schemas.microsoft.com/office/2006/activeX" xmlns:r="http://schemas.openxmlformats.org/officeDocument/2006/relationships" ax:classid="{5512D118-5CC6-11CF-8D67-00AA00BDCE1D}" r:id="rId1" ax:persistence="persistStorage"/>
-</file>
-
-<file path=word\activeX\activeX2.xml><?xml version="1.0" encoding="utf-8"?>
-<ax:ocx xmlns:ax="http://schemas.microsoft.com/office/2006/activeX" xmlns:r="http://schemas.openxmlformats.org/officeDocument/2006/relationships" ax:classid="{5512D118-5CC6-11CF-8D67-00AA00BDCE1D}" r:id="rId1" ax:persistence="persistStorage"/>
-</file>
-
-<file path=word\activeX\activeX20.xml><?xml version="1.0" encoding="utf-8"?>
-<ax:ocx xmlns:ax="http://schemas.microsoft.com/office/2006/activeX" xmlns:r="http://schemas.openxmlformats.org/officeDocument/2006/relationships" ax:classid="{5512D118-5CC6-11CF-8D67-00AA00BDCE1D}" r:id="rId1" ax:persistence="persistStorage"/>
-</file>
-
-<file path=word\activeX\activeX21.xml><?xml version="1.0" encoding="utf-8"?>
-<ax:ocx xmlns:ax="http://schemas.microsoft.com/office/2006/activeX" xmlns:r="http://schemas.openxmlformats.org/officeDocument/2006/relationships" ax:classid="{5512D118-5CC6-11CF-8D67-00AA00BDCE1D}" r:id="rId1" ax:persistence="persistStorage"/>
-</file>
-
-<file path=word\activeX\activeX22.xml><?xml version="1.0" encoding="utf-8"?>
-<ax:ocx xmlns:ax="http://schemas.microsoft.com/office/2006/activeX" xmlns:r="http://schemas.openxmlformats.org/officeDocument/2006/relationships" ax:classid="{5512D118-5CC6-11CF-8D67-00AA00BDCE1D}" r:id="rId1" ax:persistence="persistStorage"/>
-</file>
-
-<file path=word\activeX\activeX23.xml><?xml version="1.0" encoding="utf-8"?>
-<ax:ocx xmlns:ax="http://schemas.microsoft.com/office/2006/activeX" xmlns:r="http://schemas.openxmlformats.org/officeDocument/2006/relationships" ax:classid="{5512D118-5CC6-11CF-8D67-00AA00BDCE1D}" r:id="rId1" ax:persistence="persistStorage"/>
-</file>
-
-<file path=word\activeX\activeX24.xml><?xml version="1.0" encoding="utf-8"?>
-<ax:ocx xmlns:ax="http://schemas.microsoft.com/office/2006/activeX" xmlns:r="http://schemas.openxmlformats.org/officeDocument/2006/relationships" ax:classid="{5512D118-5CC6-11CF-8D67-00AA00BDCE1D}" r:id="rId1" ax:persistence="persistStorage"/>
-</file>
-
-<file path=word\activeX\activeX25.xml><?xml version="1.0" encoding="utf-8"?>
-<ax:ocx xmlns:ax="http://schemas.microsoft.com/office/2006/activeX" xmlns:r="http://schemas.openxmlformats.org/officeDocument/2006/relationships" ax:classid="{5512D118-5CC6-11CF-8D67-00AA00BDCE1D}" r:id="rId1" ax:persistence="persistStorage"/>
-</file>
-
-<file path=word\activeX\activeX26.xml><?xml version="1.0" encoding="utf-8"?>
-<ax:ocx xmlns:ax="http://schemas.microsoft.com/office/2006/activeX" xmlns:r="http://schemas.openxmlformats.org/officeDocument/2006/relationships" ax:classid="{5512D118-5CC6-11CF-8D67-00AA00BDCE1D}" r:id="rId1" ax:persistence="persistStorage"/>
-</file>
-
-<file path=word\activeX\activeX27.xml><?xml version="1.0" encoding="utf-8"?>
-<ax:ocx xmlns:ax="http://schemas.microsoft.com/office/2006/activeX" xmlns:r="http://schemas.openxmlformats.org/officeDocument/2006/relationships" ax:classid="{5512D118-5CC6-11CF-8D67-00AA00BDCE1D}" r:id="rId1" ax:persistence="persistStorage"/>
-</file>
-
-<file path=word\activeX\activeX28.xml><?xml version="1.0" encoding="utf-8"?>
-<ax:ocx xmlns:ax="http://schemas.microsoft.com/office/2006/activeX" xmlns:r="http://schemas.openxmlformats.org/officeDocument/2006/relationships" ax:classid="{5512D118-5CC6-11CF-8D67-00AA00BDCE1D}" r:id="rId1" ax:persistence="persistStorage"/>
-</file>
-
-<file path=word\activeX\activeX29.xml><?xml version="1.0" encoding="utf-8"?>
-<ax:ocx xmlns:ax="http://schemas.microsoft.com/office/2006/activeX" xmlns:r="http://schemas.openxmlformats.org/officeDocument/2006/relationships" ax:classid="{5512D118-5CC6-11CF-8D67-00AA00BDCE1D}" r:id="rId1" ax:persistence="persistStorage"/>
-</file>
-
-<file path=word\activeX\activeX3.xml><?xml version="1.0" encoding="utf-8"?>
-<ax:ocx xmlns:ax="http://schemas.microsoft.com/office/2006/activeX" xmlns:r="http://schemas.openxmlformats.org/officeDocument/2006/relationships" ax:classid="{5512D118-5CC6-11CF-8D67-00AA00BDCE1D}" r:id="rId1" ax:persistence="persistStorage"/>
-</file>
-
-<file path=word\activeX\activeX30.xml><?xml version="1.0" encoding="utf-8"?>
-<ax:ocx xmlns:ax="http://schemas.microsoft.com/office/2006/activeX" xmlns:r="http://schemas.openxmlformats.org/officeDocument/2006/relationships" ax:classid="{5512D118-5CC6-11CF-8D67-00AA00BDCE1D}" r:id="rId1" ax:persistence="persistStorage"/>
-</file>
-
-<file path=word\activeX\activeX31.xml><?xml version="1.0" encoding="utf-8"?>
-<ax:ocx xmlns:ax="http://schemas.microsoft.com/office/2006/activeX" xmlns:r="http://schemas.openxmlformats.org/officeDocument/2006/relationships" ax:classid="{5512D118-5CC6-11CF-8D67-00AA00BDCE1D}" r:id="rId1" ax:persistence="persistStorage"/>
-</file>
-
-<file path=word\activeX\activeX32.xml><?xml version="1.0" encoding="utf-8"?>
-<ax:ocx xmlns:ax="http://schemas.microsoft.com/office/2006/activeX" xmlns:r="http://schemas.openxmlformats.org/officeDocument/2006/relationships" ax:classid="{5512D118-5CC6-11CF-8D67-00AA00BDCE1D}" r:id="rId1" ax:persistence="persistStorage"/>
-</file>
-
-<file path=word\activeX\activeX33.xml><?xml version="1.0" encoding="utf-8"?>
-<ax:ocx xmlns:ax="http://schemas.microsoft.com/office/2006/activeX" xmlns:r="http://schemas.openxmlformats.org/officeDocument/2006/relationships" ax:classid="{5512D118-5CC6-11CF-8D67-00AA00BDCE1D}" r:id="rId1" ax:persistence="persistStorage"/>
-</file>
-
-<file path=word\activeX\activeX34.xml><?xml version="1.0" encoding="utf-8"?>
-<ax:ocx xmlns:ax="http://schemas.microsoft.com/office/2006/activeX" xmlns:r="http://schemas.openxmlformats.org/officeDocument/2006/relationships" ax:classid="{5512D118-5CC6-11CF-8D67-00AA00BDCE1D}" r:id="rId1" ax:persistence="persistStorage"/>
-</file>
-
-<file path=word\activeX\activeX35.xml><?xml version="1.0" encoding="utf-8"?>
-<ax:ocx xmlns:ax="http://schemas.microsoft.com/office/2006/activeX" xmlns:r="http://schemas.openxmlformats.org/officeDocument/2006/relationships" ax:classid="{5512D118-5CC6-11CF-8D67-00AA00BDCE1D}" r:id="rId1" ax:persistence="persistStorage"/>
-</file>
-
-<file path=word\activeX\activeX36.xml><?xml version="1.0" encoding="utf-8"?>
-<ax:ocx xmlns:ax="http://schemas.microsoft.com/office/2006/activeX" xmlns:r="http://schemas.openxmlformats.org/officeDocument/2006/relationships" ax:classid="{5512D118-5CC6-11CF-8D67-00AA00BDCE1D}" r:id="rId1" ax:persistence="persistStorage"/>
-</file>
-
-<file path=word\activeX\activeX37.xml><?xml version="1.0" encoding="utf-8"?>
-<ax:ocx xmlns:ax="http://schemas.microsoft.com/office/2006/activeX" xmlns:r="http://schemas.openxmlformats.org/officeDocument/2006/relationships" ax:classid="{5512D118-5CC6-11CF-8D67-00AA00BDCE1D}" r:id="rId1" ax:persistence="persistStorage"/>
-</file>
-
-<file path=word\activeX\activeX38.xml><?xml version="1.0" encoding="utf-8"?>
-<ax:ocx xmlns:ax="http://schemas.microsoft.com/office/2006/activeX" xmlns:r="http://schemas.openxmlformats.org/officeDocument/2006/relationships" ax:classid="{5512D118-5CC6-11CF-8D67-00AA00BDCE1D}" r:id="rId1" ax:persistence="persistStorage"/>
-</file>
-
-<file path=word\activeX\activeX39.xml><?xml version="1.0" encoding="utf-8"?>
-<ax:ocx xmlns:ax="http://schemas.microsoft.com/office/2006/activeX" xmlns:r="http://schemas.openxmlformats.org/officeDocument/2006/relationships" ax:classid="{5512D118-5CC6-11CF-8D67-00AA00BDCE1D}" r:id="rId1" ax:persistence="persistStorage"/>
-</file>
-
-<file path=word\activeX\activeX4.xml><?xml version="1.0" encoding="utf-8"?>
-<ax:ocx xmlns:ax="http://schemas.microsoft.com/office/2006/activeX" xmlns:r="http://schemas.openxmlformats.org/officeDocument/2006/relationships" ax:classid="{5512D118-5CC6-11CF-8D67-00AA00BDCE1D}" r:id="rId1" ax:persistence="persistStorage"/>
-</file>
-
-<file path=word\activeX\activeX40.xml><?xml version="1.0" encoding="utf-8"?>
-<ax:ocx xmlns:ax="http://schemas.microsoft.com/office/2006/activeX" xmlns:r="http://schemas.openxmlformats.org/officeDocument/2006/relationships" ax:classid="{5512D118-5CC6-11CF-8D67-00AA00BDCE1D}" r:id="rId1" ax:persistence="persistStorage"/>
-</file>
-
-<file path=word\activeX\activeX41.xml><?xml version="1.0" encoding="utf-8"?>
-<ax:ocx xmlns:ax="http://schemas.microsoft.com/office/2006/activeX" xmlns:r="http://schemas.openxmlformats.org/officeDocument/2006/relationships" ax:classid="{5512D118-5CC6-11CF-8D67-00AA00BDCE1D}" r:id="rId1" ax:persistence="persistStorage"/>
-</file>
-
-<file path=word\activeX\activeX42.xml><?xml version="1.0" encoding="utf-8"?>
-<ax:ocx xmlns:ax="http://schemas.microsoft.com/office/2006/activeX" xmlns:r="http://schemas.openxmlformats.org/officeDocument/2006/relationships" ax:classid="{5512D118-5CC6-11CF-8D67-00AA00BDCE1D}" r:id="rId1" ax:persistence="persistStorage"/>
-</file>
-
-<file path=word\activeX\activeX43.xml><?xml version="1.0" encoding="utf-8"?>
-<ax:ocx xmlns:ax="http://schemas.microsoft.com/office/2006/activeX" xmlns:r="http://schemas.openxmlformats.org/officeDocument/2006/relationships" ax:classid="{5512D118-5CC6-11CF-8D67-00AA00BDCE1D}" r:id="rId1" ax:persistence="persistStorage"/>
-</file>
-
-<file path=word\activeX\activeX44.xml><?xml version="1.0" encoding="utf-8"?>
-<ax:ocx xmlns:ax="http://schemas.microsoft.com/office/2006/activeX" xmlns:r="http://schemas.openxmlformats.org/officeDocument/2006/relationships" ax:classid="{5512D118-5CC6-11CF-8D67-00AA00BDCE1D}" r:id="rId1" ax:persistence="persistStorage"/>
-</file>
-
-<file path=word\activeX\activeX45.xml><?xml version="1.0" encoding="utf-8"?>
-<ax:ocx xmlns:ax="http://schemas.microsoft.com/office/2006/activeX" xmlns:r="http://schemas.openxmlformats.org/officeDocument/2006/relationships" ax:classid="{5512D118-5CC6-11CF-8D67-00AA00BDCE1D}" r:id="rId1" ax:persistence="persistStorage"/>
-</file>
-
-<file path=word\activeX\activeX46.xml><?xml version="1.0" encoding="utf-8"?>
-<ax:ocx xmlns:ax="http://schemas.microsoft.com/office/2006/activeX" xmlns:r="http://schemas.openxmlformats.org/officeDocument/2006/relationships" ax:classid="{5512D118-5CC6-11CF-8D67-00AA00BDCE1D}" r:id="rId1" ax:persistence="persistStorage"/>
-</file>
-
-<file path=word\activeX\activeX47.xml><?xml version="1.0" encoding="utf-8"?>
-<ax:ocx xmlns:ax="http://schemas.microsoft.com/office/2006/activeX" xmlns:r="http://schemas.openxmlformats.org/officeDocument/2006/relationships" ax:classid="{5512D118-5CC6-11CF-8D67-00AA00BDCE1D}" r:id="rId1" ax:persistence="persistStorage"/>
-</file>
-
-<file path=word\activeX\activeX48.xml><?xml version="1.0" encoding="utf-8"?>
-<ax:ocx xmlns:ax="http://schemas.microsoft.com/office/2006/activeX" xmlns:r="http://schemas.openxmlformats.org/officeDocument/2006/relationships" ax:classid="{5512D118-5CC6-11CF-8D67-00AA00BDCE1D}" r:id="rId1" ax:persistence="persistStorage"/>
-</file>
-
-<file path=word\activeX\activeX49.xml><?xml version="1.0" encoding="utf-8"?>
-<ax:ocx xmlns:ax="http://schemas.microsoft.com/office/2006/activeX" xmlns:r="http://schemas.openxmlformats.org/officeDocument/2006/relationships" ax:classid="{5512D118-5CC6-11CF-8D67-00AA00BDCE1D}" r:id="rId1" ax:persistence="persistStorage"/>
-</file>
-
-<file path=word\activeX\activeX5.xml><?xml version="1.0" encoding="utf-8"?>
-<ax:ocx xmlns:ax="http://schemas.microsoft.com/office/2006/activeX" xmlns:r="http://schemas.openxmlformats.org/officeDocument/2006/relationships" ax:classid="{5512D118-5CC6-11CF-8D67-00AA00BDCE1D}" r:id="rId1" ax:persistence="persistStorage"/>
-</file>
-
-<file path=word\activeX\activeX50.xml><?xml version="1.0" encoding="utf-8"?>
-<ax:ocx xmlns:ax="http://schemas.microsoft.com/office/2006/activeX" xmlns:r="http://schemas.openxmlformats.org/officeDocument/2006/relationships" ax:classid="{5512D118-5CC6-11CF-8D67-00AA00BDCE1D}" r:id="rId1" ax:persistence="persistStorage"/>
-</file>
-
-<file path=word\activeX\activeX51.xml><?xml version="1.0" encoding="utf-8"?>
-<ax:ocx xmlns:ax="http://schemas.microsoft.com/office/2006/activeX" xmlns:r="http://schemas.openxmlformats.org/officeDocument/2006/relationships" ax:classid="{5512D118-5CC6-11CF-8D67-00AA00BDCE1D}" r:id="rId1" ax:persistence="persistStorage"/>
-</file>
-
-<file path=word\activeX\activeX52.xml><?xml version="1.0" encoding="utf-8"?>
-<ax:ocx xmlns:ax="http://schemas.microsoft.com/office/2006/activeX" xmlns:r="http://schemas.openxmlformats.org/officeDocument/2006/relationships" ax:classid="{5512D118-5CC6-11CF-8D67-00AA00BDCE1D}" r:id="rId1" ax:persistence="persistStorage"/>
-</file>
-
-<file path=word\activeX\activeX53.xml><?xml version="1.0" encoding="utf-8"?>
-<ax:ocx xmlns:ax="http://schemas.microsoft.com/office/2006/activeX" xmlns:r="http://schemas.openxmlformats.org/officeDocument/2006/relationships" ax:classid="{5512D118-5CC6-11CF-8D67-00AA00BDCE1D}" r:id="rId1" ax:persistence="persistStorage"/>
-</file>
-
-<file path=word\activeX\activeX54.xml><?xml version="1.0" encoding="utf-8"?>
-<ax:ocx xmlns:ax="http://schemas.microsoft.com/office/2006/activeX" xmlns:r="http://schemas.openxmlformats.org/officeDocument/2006/relationships" ax:classid="{5512D118-5CC6-11CF-8D67-00AA00BDCE1D}" r:id="rId1" ax:persistence="persistStorage"/>
-</file>
-
-<file path=word\activeX\activeX55.xml><?xml version="1.0" encoding="utf-8"?>
-<ax:ocx xmlns:ax="http://schemas.microsoft.com/office/2006/activeX" xmlns:r="http://schemas.openxmlformats.org/officeDocument/2006/relationships" ax:classid="{5512D118-5CC6-11CF-8D67-00AA00BDCE1D}" r:id="rId1" ax:persistence="persistStorage"/>
-</file>
-
-<file path=word\activeX\activeX56.xml><?xml version="1.0" encoding="utf-8"?>
-<ax:ocx xmlns:ax="http://schemas.microsoft.com/office/2006/activeX" xmlns:r="http://schemas.openxmlformats.org/officeDocument/2006/relationships" ax:classid="{5512D118-5CC6-11CF-8D67-00AA00BDCE1D}" r:id="rId1" ax:persistence="persistStorage"/>
-</file>
-
-<file path=word\activeX\activeX57.xml><?xml version="1.0" encoding="utf-8"?>
-<ax:ocx xmlns:ax="http://schemas.microsoft.com/office/2006/activeX" xmlns:r="http://schemas.openxmlformats.org/officeDocument/2006/relationships" ax:classid="{5512D118-5CC6-11CF-8D67-00AA00BDCE1D}" r:id="rId1" ax:persistence="persistStorage"/>
-</file>
-
-<file path=word\activeX\activeX58.xml><?xml version="1.0" encoding="utf-8"?>
-<ax:ocx xmlns:ax="http://schemas.microsoft.com/office/2006/activeX" xmlns:r="http://schemas.openxmlformats.org/officeDocument/2006/relationships" ax:classid="{5512D118-5CC6-11CF-8D67-00AA00BDCE1D}" r:id="rId1" ax:persistence="persistStorage"/>
-</file>
-
-<file path=word\activeX\activeX59.xml><?xml version="1.0" encoding="utf-8"?>
-<ax:ocx xmlns:ax="http://schemas.microsoft.com/office/2006/activeX" xmlns:r="http://schemas.openxmlformats.org/officeDocument/2006/relationships" ax:classid="{5512D118-5CC6-11CF-8D67-00AA00BDCE1D}" r:id="rId1" ax:persistence="persistStorage"/>
-</file>
-
-<file path=word\activeX\activeX6.xml><?xml version="1.0" encoding="utf-8"?>
-<ax:ocx xmlns:ax="http://schemas.microsoft.com/office/2006/activeX" xmlns:r="http://schemas.openxmlformats.org/officeDocument/2006/relationships" ax:classid="{5512D118-5CC6-11CF-8D67-00AA00BDCE1D}" r:id="rId1" ax:persistence="persistStorage"/>
-</file>
-
-<file path=word\activeX\activeX60.xml><?xml version="1.0" encoding="utf-8"?>
-<ax:ocx xmlns:ax="http://schemas.microsoft.com/office/2006/activeX" xmlns:r="http://schemas.openxmlformats.org/officeDocument/2006/relationships" ax:classid="{5512D118-5CC6-11CF-8D67-00AA00BDCE1D}" r:id="rId1" ax:persistence="persistStorage"/>
-</file>
-
-<file path=word\activeX\activeX61.xml><?xml version="1.0" encoding="utf-8"?>
-<ax:ocx xmlns:ax="http://schemas.microsoft.com/office/2006/activeX" xmlns:r="http://schemas.openxmlformats.org/officeDocument/2006/relationships" ax:classid="{5512D118-5CC6-11CF-8D67-00AA00BDCE1D}" r:id="rId1" ax:persistence="persistStorage"/>
-</file>
-
-<file path=word\activeX\activeX62.xml><?xml version="1.0" encoding="utf-8"?>
-<ax:ocx xmlns:ax="http://schemas.microsoft.com/office/2006/activeX" xmlns:r="http://schemas.openxmlformats.org/officeDocument/2006/relationships" ax:classid="{5512D118-5CC6-11CF-8D67-00AA00BDCE1D}" r:id="rId1" ax:persistence="persistStorage"/>
-</file>
-
-<file path=word\activeX\activeX63.xml><?xml version="1.0" encoding="utf-8"?>
-<ax:ocx xmlns:ax="http://schemas.microsoft.com/office/2006/activeX" xmlns:r="http://schemas.openxmlformats.org/officeDocument/2006/relationships" ax:classid="{5512D118-5CC6-11CF-8D67-00AA00BDCE1D}" r:id="rId1" ax:persistence="persistStorage"/>
-</file>
-
-<file path=word\activeX\activeX64.xml><?xml version="1.0" encoding="utf-8"?>
-<ax:ocx xmlns:ax="http://schemas.microsoft.com/office/2006/activeX" xmlns:r="http://schemas.openxmlformats.org/officeDocument/2006/relationships" ax:classid="{5512D118-5CC6-11CF-8D67-00AA00BDCE1D}" r:id="rId1" ax:persistence="persistStorage"/>
-</file>
-
-<file path=word\activeX\activeX65.xml><?xml version="1.0" encoding="utf-8"?>
-<ax:ocx xmlns:ax="http://schemas.microsoft.com/office/2006/activeX" xmlns:r="http://schemas.openxmlformats.org/officeDocument/2006/relationships" ax:classid="{5512D118-5CC6-11CF-8D67-00AA00BDCE1D}" r:id="rId1" ax:persistence="persistStorage"/>
-</file>
-
-<file path=word\activeX\activeX66.xml><?xml version="1.0" encoding="utf-8"?>
-<ax:ocx xmlns:ax="http://schemas.microsoft.com/office/2006/activeX" xmlns:r="http://schemas.openxmlformats.org/officeDocument/2006/relationships" ax:classid="{5512D118-5CC6-11CF-8D67-00AA00BDCE1D}" r:id="rId1" ax:persistence="persistStorage"/>
-</file>
-
-<file path=word\activeX\activeX67.xml><?xml version="1.0" encoding="utf-8"?>
-<ax:ocx xmlns:ax="http://schemas.microsoft.com/office/2006/activeX" xmlns:r="http://schemas.openxmlformats.org/officeDocument/2006/relationships" ax:classid="{5512D118-5CC6-11CF-8D67-00AA00BDCE1D}" r:id="rId1" ax:persistence="persistStorage"/>
-</file>
-
-<file path=word\activeX\activeX68.xml><?xml version="1.0" encoding="utf-8"?>
-<ax:ocx xmlns:ax="http://schemas.microsoft.com/office/2006/activeX" xmlns:r="http://schemas.openxmlformats.org/officeDocument/2006/relationships" ax:classid="{5512D118-5CC6-11CF-8D67-00AA00BDCE1D}" r:id="rId1" ax:persistence="persistStorage"/>
-</file>
-
-<file path=word\activeX\activeX69.xml><?xml version="1.0" encoding="utf-8"?>
-<ax:ocx xmlns:ax="http://schemas.microsoft.com/office/2006/activeX" xmlns:r="http://schemas.openxmlformats.org/officeDocument/2006/relationships" ax:classid="{5512D118-5CC6-11CF-8D67-00AA00BDCE1D}" r:id="rId1" ax:persistence="persistStorage"/>
-</file>
-
-<file path=word\activeX\activeX7.xml><?xml version="1.0" encoding="utf-8"?>
-<ax:ocx xmlns:ax="http://schemas.microsoft.com/office/2006/activeX" xmlns:r="http://schemas.openxmlformats.org/officeDocument/2006/relationships" ax:classid="{5512D118-5CC6-11CF-8D67-00AA00BDCE1D}" r:id="rId1" ax:persistence="persistStorage"/>
-</file>
-
-<file path=word\activeX\activeX70.xml><?xml version="1.0" encoding="utf-8"?>
-<ax:ocx xmlns:ax="http://schemas.microsoft.com/office/2006/activeX" xmlns:r="http://schemas.openxmlformats.org/officeDocument/2006/relationships" ax:classid="{5512D118-5CC6-11CF-8D67-00AA00BDCE1D}" r:id="rId1" ax:persistence="persistStorage"/>
-</file>
-
-<file path=word\activeX\activeX71.xml><?xml version="1.0" encoding="utf-8"?>
-<ax:ocx xmlns:ax="http://schemas.microsoft.com/office/2006/activeX" xmlns:r="http://schemas.openxmlformats.org/officeDocument/2006/relationships" ax:classid="{5512D118-5CC6-11CF-8D67-00AA00BDCE1D}" r:id="rId1" ax:persistence="persistStorage"/>
-</file>
-
-<file path=word\activeX\activeX72.xml><?xml version="1.0" encoding="utf-8"?>
-<ax:ocx xmlns:ax="http://schemas.microsoft.com/office/2006/activeX" xmlns:r="http://schemas.openxmlformats.org/officeDocument/2006/relationships" ax:classid="{5512D118-5CC6-11CF-8D67-00AA00BDCE1D}" r:id="rId1" ax:persistence="persistStorage"/>
-</file>
-
-<file path=word\activeX\activeX73.xml><?xml version="1.0" encoding="utf-8"?>
-<ax:ocx xmlns:ax="http://schemas.microsoft.com/office/2006/activeX" xmlns:r="http://schemas.openxmlformats.org/officeDocument/2006/relationships" ax:classid="{5512D118-5CC6-11CF-8D67-00AA00BDCE1D}" r:id="rId1" ax:persistence="persistStorage"/>
-</file>
-
-<file path=word\activeX\activeX74.xml><?xml version="1.0" encoding="utf-8"?>
-<ax:ocx xmlns:ax="http://schemas.microsoft.com/office/2006/activeX" xmlns:r="http://schemas.openxmlformats.org/officeDocument/2006/relationships" ax:classid="{5512D118-5CC6-11CF-8D67-00AA00BDCE1D}" r:id="rId1" ax:persistence="persistStorage"/>
-</file>
-
-<file path=word\activeX\activeX75.xml><?xml version="1.0" encoding="utf-8"?>
-<ax:ocx xmlns:ax="http://schemas.microsoft.com/office/2006/activeX" xmlns:r="http://schemas.openxmlformats.org/officeDocument/2006/relationships" ax:classid="{5512D118-5CC6-11CF-8D67-00AA00BDCE1D}" r:id="rId1" ax:persistence="persistStorage"/>
-</file>
-
-<file path=word\activeX\activeX76.xml><?xml version="1.0" encoding="utf-8"?>
-<ax:ocx xmlns:ax="http://schemas.microsoft.com/office/2006/activeX" xmlns:r="http://schemas.openxmlformats.org/officeDocument/2006/relationships" ax:classid="{5512D118-5CC6-11CF-8D67-00AA00BDCE1D}" r:id="rId1" ax:persistence="persistStorage"/>
-</file>
-
-<file path=word\activeX\activeX77.xml><?xml version="1.0" encoding="utf-8"?>
-<ax:ocx xmlns:ax="http://schemas.microsoft.com/office/2006/activeX" xmlns:r="http://schemas.openxmlformats.org/officeDocument/2006/relationships" ax:classid="{5512D118-5CC6-11CF-8D67-00AA00BDCE1D}" r:id="rId1" ax:persistence="persistStorage"/>
-</file>
-
-<file path=word\activeX\activeX78.xml><?xml version="1.0" encoding="utf-8"?>
-<ax:ocx xmlns:ax="http://schemas.microsoft.com/office/2006/activeX" xmlns:r="http://schemas.openxmlformats.org/officeDocument/2006/relationships" ax:classid="{5512D118-5CC6-11CF-8D67-00AA00BDCE1D}" r:id="rId1" ax:persistence="persistStorage"/>
-</file>
-
-<file path=word\activeX\activeX79.xml><?xml version="1.0" encoding="utf-8"?>
-<ax:ocx xmlns:ax="http://schemas.microsoft.com/office/2006/activeX" xmlns:r="http://schemas.openxmlformats.org/officeDocument/2006/relationships" ax:classid="{5512D118-5CC6-11CF-8D67-00AA00BDCE1D}" r:id="rId1" ax:persistence="persistStorage"/>
-</file>
-
-<file path=word\activeX\activeX8.xml><?xml version="1.0" encoding="utf-8"?>
-<ax:ocx xmlns:ax="http://schemas.microsoft.com/office/2006/activeX" xmlns:r="http://schemas.openxmlformats.org/officeDocument/2006/relationships" ax:classid="{5512D118-5CC6-11CF-8D67-00AA00BDCE1D}" r:id="rId1" ax:persistence="persistStorage"/>
-</file>
-
-<file path=word\activeX\activeX80.xml><?xml version="1.0" encoding="utf-8"?>
-<ax:ocx xmlns:ax="http://schemas.microsoft.com/office/2006/activeX" xmlns:r="http://schemas.openxmlformats.org/officeDocument/2006/relationships" ax:classid="{5512D118-5CC6-11CF-8D67-00AA00BDCE1D}" r:id="rId1" ax:persistence="persistStorage"/>
-</file>
-
-<file path=word\activeX\activeX81.xml><?xml version="1.0" encoding="utf-8"?>
-<ax:ocx xmlns:ax="http://schemas.microsoft.com/office/2006/activeX" xmlns:r="http://schemas.openxmlformats.org/officeDocument/2006/relationships" ax:classid="{5512D118-5CC6-11CF-8D67-00AA00BDCE1D}" r:id="rId1" ax:persistence="persistStorage"/>
-</file>
-
-<file path=word\activeX\activeX82.xml><?xml version="1.0" encoding="utf-8"?>
-<ax:ocx xmlns:ax="http://schemas.microsoft.com/office/2006/activeX" xmlns:r="http://schemas.openxmlformats.org/officeDocument/2006/relationships" ax:classid="{5512D118-5CC6-11CF-8D67-00AA00BDCE1D}" r:id="rId1" ax:persistence="persistStorage"/>
-</file>
-
-<file path=word\activeX\activeX83.xml><?xml version="1.0" encoding="utf-8"?>
-<ax:ocx xmlns:ax="http://schemas.microsoft.com/office/2006/activeX" xmlns:r="http://schemas.openxmlformats.org/officeDocument/2006/relationships" ax:classid="{5512D118-5CC6-11CF-8D67-00AA00BDCE1D}" r:id="rId1" ax:persistence="persistStorage"/>
-</file>
-
-<file path=word\activeX\activeX84.xml><?xml version="1.0" encoding="utf-8"?>
-<ax:ocx xmlns:ax="http://schemas.microsoft.com/office/2006/activeX" xmlns:r="http://schemas.openxmlformats.org/officeDocument/2006/relationships" ax:classid="{5512D118-5CC6-11CF-8D67-00AA00BDCE1D}" r:id="rId1" ax:persistence="persistStorage"/>
-</file>
-
-<file path=word\activeX\activeX85.xml><?xml version="1.0" encoding="utf-8"?>
-<ax:ocx xmlns:ax="http://schemas.microsoft.com/office/2006/activeX" xmlns:r="http://schemas.openxmlformats.org/officeDocument/2006/relationships" ax:classid="{5512D118-5CC6-11CF-8D67-00AA00BDCE1D}" r:id="rId1" ax:persistence="persistStorage"/>
-</file>
-
-<file path=word\activeX\activeX86.xml><?xml version="1.0" encoding="utf-8"?>
-<ax:ocx xmlns:ax="http://schemas.microsoft.com/office/2006/activeX" xmlns:r="http://schemas.openxmlformats.org/officeDocument/2006/relationships" ax:classid="{5512D118-5CC6-11CF-8D67-00AA00BDCE1D}" r:id="rId1" ax:persistence="persistStorage"/>
-</file>
-
-<file path=word\activeX\activeX87.xml><?xml version="1.0" encoding="utf-8"?>
-<ax:ocx xmlns:ax="http://schemas.microsoft.com/office/2006/activeX" xmlns:r="http://schemas.openxmlformats.org/officeDocument/2006/relationships" ax:classid="{5512D118-5CC6-11CF-8D67-00AA00BDCE1D}" r:id="rId1" ax:persistence="persistStorage"/>
-</file>
-
-<file path=word\activeX\activeX88.xml><?xml version="1.0" encoding="utf-8"?>
-<ax:ocx xmlns:ax="http://schemas.microsoft.com/office/2006/activeX" xmlns:r="http://schemas.openxmlformats.org/officeDocument/2006/relationships" ax:classid="{5512D118-5CC6-11CF-8D67-00AA00BDCE1D}" r:id="rId1" ax:persistence="persistStorage"/>
-</file>
-
-<file path=word\activeX\activeX89.xml><?xml version="1.0" encoding="utf-8"?>
-<ax:ocx xmlns:ax="http://schemas.microsoft.com/office/2006/activeX" xmlns:r="http://schemas.openxmlformats.org/officeDocument/2006/relationships" ax:classid="{5512D118-5CC6-11CF-8D67-00AA00BDCE1D}" r:id="rId1" ax:persistence="persistStorage"/>
-</file>
-
-<file path=word\activeX\activeX9.xml><?xml version="1.0" encoding="utf-8"?>
-<ax:ocx xmlns:ax="http://schemas.microsoft.com/office/2006/activeX" xmlns:r="http://schemas.openxmlformats.org/officeDocument/2006/relationships" ax:classid="{5512D118-5CC6-11CF-8D67-00AA00BDCE1D}" r:id="rId1" ax:persistence="persistStorage"/>
-</file>
-
-<file path=word\activeX\activeX90.xml><?xml version="1.0" encoding="utf-8"?>
-<ax:ocx xmlns:ax="http://schemas.microsoft.com/office/2006/activeX" xmlns:r="http://schemas.openxmlformats.org/officeDocument/2006/relationships" ax:classid="{5512D118-5CC6-11CF-8D67-00AA00BDCE1D}" r:id="rId1" ax:persistence="persistStorage"/>
-</file>
-
-<file path=word\activeX\activeX91.xml><?xml version="1.0" encoding="utf-8"?>
-<ax:ocx xmlns:ax="http://schemas.microsoft.com/office/2006/activeX" xmlns:r="http://schemas.openxmlformats.org/officeDocument/2006/relationships" ax:classid="{5512D118-5CC6-11CF-8D67-00AA00BDCE1D}" r:id="rId1" ax:persistence="persistStorage"/>
-</file>
-
-<file path=word\activeX\activeX92.xml><?xml version="1.0" encoding="utf-8"?>
-<ax:ocx xmlns:ax="http://schemas.microsoft.com/office/2006/activeX" xmlns:r="http://schemas.openxmlformats.org/officeDocument/2006/relationships" ax:classid="{5512D118-5CC6-11CF-8D67-00AA00BDCE1D}" r:id="rId1" ax:persistence="persistStorage"/>
-</file>
-
-<file path=word\activeX\activeX93.xml><?xml version="1.0" encoding="utf-8"?>
-<ax:ocx xmlns:ax="http://schemas.microsoft.com/office/2006/activeX" xmlns:r="http://schemas.openxmlformats.org/officeDocument/2006/relationships" ax:classid="{5512D118-5CC6-11CF-8D67-00AA00BDCE1D}" r:id="rId1" ax:persistence="persistStorage"/>
-</file>
-
-<file path=word\activeX\activeX94.xml><?xml version="1.0" encoding="utf-8"?>
-<ax:ocx xmlns:ax="http://schemas.microsoft.com/office/2006/activeX" xmlns:r="http://schemas.openxmlformats.org/officeDocument/2006/relationships" ax:classid="{5512D118-5CC6-11CF-8D67-00AA00BDCE1D}" r:id="rId1" ax:persistence="persistStorage"/>
-</file>
-
-<file path=word\activeX\activeX95.xml><?xml version="1.0" encoding="utf-8"?>
-<ax:ocx xmlns:ax="http://schemas.microsoft.com/office/2006/activeX" xmlns:r="http://schemas.openxmlformats.org/officeDocument/2006/relationships" ax:classid="{5512D118-5CC6-11CF-8D67-00AA00BDCE1D}" r:id="rId1" ax:persistence="persistStorage"/>
-</file>
-
-<file path=word\activeX\activeX96.xml><?xml version="1.0" encoding="utf-8"?>
-<ax:ocx xmlns:ax="http://schemas.microsoft.com/office/2006/activeX" xmlns:r="http://schemas.openxmlformats.org/officeDocument/2006/relationships" ax:classid="{5512D118-5CC6-11CF-8D67-00AA00BDCE1D}" r:id="rId1" ax:persistence="persistStorage"/>
-</file>
-
-<file path=word\activeX\activeX97.xml><?xml version="1.0" encoding="utf-8"?>
-<ax:ocx xmlns:ax="http://schemas.microsoft.com/office/2006/activeX" xmlns:r="http://schemas.openxmlformats.org/officeDocument/2006/relationships" ax:classid="{5512D118-5CC6-11CF-8D67-00AA00BDCE1D}" r:id="rId1" ax:persistence="persistStorage"/>
-</file>
-
-<file path=word\activeX\activeX98.xml><?xml version="1.0" encoding="utf-8"?>
-<ax:ocx xmlns:ax="http://schemas.microsoft.com/office/2006/activeX" xmlns:r="http://schemas.openxmlformats.org/officeDocument/2006/relationships" ax:classid="{5512D118-5CC6-11CF-8D67-00AA00BDCE1D}" r:id="rId1" ax:persistence="persistStorage"/>
-</file>
-
-<file path=word\activeX\activeX99.xml><?xml version="1.0" encoding="utf-8"?>
-<ax:ocx xmlns:ax="http://schemas.microsoft.com/office/2006/activeX" xmlns:r="http://schemas.openxmlformats.org/officeDocument/2006/relationships" ax:classid="{5512D118-5CC6-11CF-8D67-00AA00BDCE1D}" r:id="rId1" ax:persistence="persistStorage"/>
-</file>
-
-<file path=word\document.xml><?xml version="1.0" encoding="utf-8"?>
+<file path=word/document.xml><?xml version="1.0" encoding="utf-8"?>
 <w:document xmlns:w="http://schemas.openxmlformats.org/wordprocessingml/2006/main" xmlns:r="http://schemas.openxmlformats.org/officeDocument/2006/relationships" xmlns:wp="http://schemas.openxmlformats.org/drawingml/2006/wordprocessingDrawing" xmlns:a="http://schemas.openxmlformats.org/drawingml/2006/main" xmlns:pic="http://schemas.openxmlformats.org/drawingml/2006/picture">
   <w:body>
     <w:p>
@@ -721,23 +187,23 @@
         </w:rPr>
         <w:drawing>
           <wp:inline distT="0" distB="0" distL="0" distR="0">
-            <wp:extent cx="3132000" cy="1905000"/>
+            <wp:extent cx="3810000" cy="2847975"/>
             <wp:effectExtent l="0" t="0" r="0" b="0"/>
-            <wp:docPr id="101" name="Picture 101" descr="image"/>
+            <wp:docPr id="237" name="Picture 237" descr="image"/>
             <wp:cNvGraphicFramePr>
-              <a:graphicFrameLocks xmlns:a="http://schemas.openxmlformats.org/drawingml/2006/main" noChangeAspect="1"/>
+              <a:graphicFrameLocks noChangeAspect="1"/>
             </wp:cNvGraphicFramePr>
-            <a:graphic xmlns:a="http://schemas.openxmlformats.org/drawingml/2006/main">
+            <a:graphic>
               <a:graphicData uri="http://schemas.openxmlformats.org/drawingml/2006/picture">
-                <pic:pic xmlns:pic="http://schemas.openxmlformats.org/drawingml/2006/picture">
+                <pic:pic>
                   <pic:nvPicPr>
-                    <pic:cNvPr id="101" name="Picture 101" descr="image"/>
+                    <pic:cNvPr id="237" name="Picture 237" descr="image"/>
                     <pic:cNvPicPr>
                       <a:picLocks noChangeAspect="1"/>
                     </pic:cNvPicPr>
                   </pic:nvPicPr>
                   <pic:blipFill>
-                    <a:blip r:embed="rId4|rId5"/>
+                    <a:blip r:embed="rId4"/>
                     <a:stretch>
                       <a:fillRect/>
                     </a:stretch>
@@ -745,7 +211,44 @@
                   <pic:spPr>
                     <a:xfrm>
                       <a:off x="0" y="0"/>
-                      <a:ext cx="3132000" cy="1905000"/>
+                      <a:ext cx="3810000" cy="2847975"/>
+                    </a:xfrm>
+                    <a:prstGeom prst="rect">
+                      <a:avLst/>
+                    </a:prstGeom>
+                  </pic:spPr>
+                </pic:pic>
+              </a:graphicData>
+            </a:graphic>
+          </wp:inline>
+        </w:drawing>
+        <w:drawing>
+          <wp:inline distT="0" distB="0" distL="0" distR="0">
+            <wp:extent cx="1905000" cy="2514600"/>
+            <wp:effectExtent l="0" t="0" r="0" b="0"/>
+            <wp:docPr id="238" name="Picture 238" descr="image"/>
+            <wp:cNvGraphicFramePr>
+              <a:graphicFrameLocks noChangeAspect="1"/>
+            </wp:cNvGraphicFramePr>
+            <a:graphic>
+              <a:graphicData uri="http://schemas.openxmlformats.org/drawingml/2006/picture">
+                <pic:pic>
+                  <pic:nvPicPr>
+                    <pic:cNvPr id="238" name="Picture 238" descr="image"/>
+                    <pic:cNvPicPr>
+                      <a:picLocks noChangeAspect="1"/>
+                    </pic:cNvPicPr>
+                  </pic:nvPicPr>
+                  <pic:blipFill>
+                    <a:blip r:embed="rId5"/>
+                    <a:stretch>
+                      <a:fillRect/>
+                    </a:stretch>
+                  </pic:blipFill>
+                  <pic:spPr>
+                    <a:xfrm>
+                      <a:off x="0" y="0"/>
+                      <a:ext cx="1905000" cy="2514600"/>
                     </a:xfrm>
                     <a:prstGeom prst="rect">
                       <a:avLst/>
@@ -9524,23 +9027,23 @@
               </w:rPr>
               <w:drawing>
                 <wp:inline distT="0" distB="0" distL="0" distR="0">
-                  <wp:extent cx="2571750" cy="2857500"/>
+                  <wp:extent cx="257175" cy="200025"/>
                   <wp:effectExtent l="0" t="0" r="0" b="0"/>
-                  <wp:docPr id="208" name="Picture 208" descr="image"/>
+                  <wp:docPr id="239" name="Picture 239" descr="image"/>
                   <wp:cNvGraphicFramePr>
-                    <a:graphicFrameLocks xmlns:a="http://schemas.openxmlformats.org/drawingml/2006/main" noChangeAspect="1"/>
+                    <a:graphicFrameLocks noChangeAspect="1"/>
                   </wp:cNvGraphicFramePr>
-                  <a:graphic xmlns:a="http://schemas.openxmlformats.org/drawingml/2006/main">
+                  <a:graphic>
                     <a:graphicData uri="http://schemas.openxmlformats.org/drawingml/2006/picture">
-                      <pic:pic xmlns:pic="http://schemas.openxmlformats.org/drawingml/2006/picture">
+                      <pic:pic>
                         <pic:nvPicPr>
-                          <pic:cNvPr id="208" name="Picture 208" descr="image"/>
+                          <pic:cNvPr id="239" name="Picture 239" descr="image"/>
                           <pic:cNvPicPr>
                             <a:picLocks noChangeAspect="1"/>
                           </pic:cNvPicPr>
                         </pic:nvPicPr>
                         <pic:blipFill>
-                          <a:blip r:embed="rId7|rId115"/>
+                          <a:blip r:embed="rId7"/>
                           <a:stretch>
                             <a:fillRect/>
                           </a:stretch>
@@ -9548,7 +9051,44 @@
                         <pic:spPr>
                           <a:xfrm>
                             <a:off x="0" y="0"/>
-                            <a:ext cx="2571750" cy="2857500"/>
+                            <a:ext cx="257175" cy="200025"/>
+                          </a:xfrm>
+                          <a:prstGeom prst="rect">
+                            <a:avLst/>
+                          </a:prstGeom>
+                        </pic:spPr>
+                      </pic:pic>
+                    </a:graphicData>
+                  </a:graphic>
+                </wp:inline>
+              </w:drawing>
+              <w:drawing>
+                <wp:inline distT="0" distB="0" distL="0" distR="0">
+                  <wp:extent cx="1905000" cy="866775"/>
+                  <wp:effectExtent l="0" t="0" r="0" b="0"/>
+                  <wp:docPr id="240" name="Picture 240" descr="image"/>
+                  <wp:cNvGraphicFramePr>
+                    <a:graphicFrameLocks noChangeAspect="1"/>
+                  </wp:cNvGraphicFramePr>
+                  <a:graphic>
+                    <a:graphicData uri="http://schemas.openxmlformats.org/drawingml/2006/picture">
+                      <pic:pic>
+                        <pic:nvPicPr>
+                          <pic:cNvPr id="240" name="Picture 240" descr="image"/>
+                          <pic:cNvPicPr>
+                            <a:picLocks noChangeAspect="1"/>
+                          </pic:cNvPicPr>
+                        </pic:nvPicPr>
+                        <pic:blipFill>
+                          <a:blip r:embed="rId115"/>
+                          <a:stretch>
+                            <a:fillRect/>
+                          </a:stretch>
+                        </pic:blipFill>
+                        <pic:spPr>
+                          <a:xfrm>
+                            <a:off x="0" y="0"/>
+                            <a:ext cx="1905000" cy="866775"/>
                           </a:xfrm>
                           <a:prstGeom prst="rect">
                             <a:avLst/>
@@ -9612,23 +9152,23 @@
               </w:rPr>
               <w:drawing>
                 <wp:inline distT="0" distB="0" distL="0" distR="0">
-                  <wp:extent cx="2571750" cy="2857500"/>
+                  <wp:extent cx="257175" cy="200025"/>
                   <wp:effectExtent l="0" t="0" r="0" b="0"/>
-                  <wp:docPr id="209" name="Picture 209" descr="image"/>
+                  <wp:docPr id="241" name="Picture 241" descr="image"/>
                   <wp:cNvGraphicFramePr>
-                    <a:graphicFrameLocks xmlns:a="http://schemas.openxmlformats.org/drawingml/2006/main" noChangeAspect="1"/>
+                    <a:graphicFrameLocks noChangeAspect="1"/>
                   </wp:cNvGraphicFramePr>
-                  <a:graphic xmlns:a="http://schemas.openxmlformats.org/drawingml/2006/main">
+                  <a:graphic>
                     <a:graphicData uri="http://schemas.openxmlformats.org/drawingml/2006/picture">
-                      <pic:pic xmlns:pic="http://schemas.openxmlformats.org/drawingml/2006/picture">
+                      <pic:pic>
                         <pic:nvPicPr>
-                          <pic:cNvPr id="209" name="Picture 209" descr="image"/>
+                          <pic:cNvPr id="241" name="Picture 241" descr="image"/>
                           <pic:cNvPicPr>
                             <a:picLocks noChangeAspect="1"/>
                           </pic:cNvPicPr>
                         </pic:nvPicPr>
                         <pic:blipFill>
-                          <a:blip r:embed="rId7|rId117"/>
+                          <a:blip r:embed="rId7"/>
                           <a:stretch>
                             <a:fillRect/>
                           </a:stretch>
@@ -9636,7 +9176,44 @@
                         <pic:spPr>
                           <a:xfrm>
                             <a:off x="0" y="0"/>
-                            <a:ext cx="2571750" cy="2857500"/>
+                            <a:ext cx="257175" cy="200025"/>
+                          </a:xfrm>
+                          <a:prstGeom prst="rect">
+                            <a:avLst/>
+                          </a:prstGeom>
+                        </pic:spPr>
+                      </pic:pic>
+                    </a:graphicData>
+                  </a:graphic>
+                </wp:inline>
+              </w:drawing>
+              <w:drawing>
+                <wp:inline distT="0" distB="0" distL="0" distR="0">
+                  <wp:extent cx="1905000" cy="866775"/>
+                  <wp:effectExtent l="0" t="0" r="0" b="0"/>
+                  <wp:docPr id="242" name="Picture 242" descr="image"/>
+                  <wp:cNvGraphicFramePr>
+                    <a:graphicFrameLocks noChangeAspect="1"/>
+                  </wp:cNvGraphicFramePr>
+                  <a:graphic>
+                    <a:graphicData uri="http://schemas.openxmlformats.org/drawingml/2006/picture">
+                      <pic:pic>
+                        <pic:nvPicPr>
+                          <pic:cNvPr id="242" name="Picture 242" descr="image"/>
+                          <pic:cNvPicPr>
+                            <a:picLocks noChangeAspect="1"/>
+                          </pic:cNvPicPr>
+                        </pic:nvPicPr>
+                        <pic:blipFill>
+                          <a:blip r:embed="rId117"/>
+                          <a:stretch>
+                            <a:fillRect/>
+                          </a:stretch>
+                        </pic:blipFill>
+                        <pic:spPr>
+                          <a:xfrm>
+                            <a:off x="0" y="0"/>
+                            <a:ext cx="1905000" cy="866775"/>
                           </a:xfrm>
                           <a:prstGeom prst="rect">
                             <a:avLst/>
@@ -9705,23 +9282,23 @@
               </w:rPr>
               <w:drawing>
                 <wp:inline distT="0" distB="0" distL="0" distR="0">
-                  <wp:extent cx="2571750" cy="2857500"/>
+                  <wp:extent cx="257175" cy="200025"/>
                   <wp:effectExtent l="0" t="0" r="0" b="0"/>
-                  <wp:docPr id="210" name="Picture 210" descr="image"/>
+                  <wp:docPr id="243" name="Picture 243" descr="image"/>
                   <wp:cNvGraphicFramePr>
-                    <a:graphicFrameLocks xmlns:a="http://schemas.openxmlformats.org/drawingml/2006/main" noChangeAspect="1"/>
+                    <a:graphicFrameLocks noChangeAspect="1"/>
                   </wp:cNvGraphicFramePr>
-                  <a:graphic xmlns:a="http://schemas.openxmlformats.org/drawingml/2006/main">
+                  <a:graphic>
                     <a:graphicData uri="http://schemas.openxmlformats.org/drawingml/2006/picture">
-                      <pic:pic xmlns:pic="http://schemas.openxmlformats.org/drawingml/2006/picture">
+                      <pic:pic>
                         <pic:nvPicPr>
-                          <pic:cNvPr id="210" name="Picture 210" descr="image"/>
+                          <pic:cNvPr id="243" name="Picture 243" descr="image"/>
                           <pic:cNvPicPr>
                             <a:picLocks noChangeAspect="1"/>
                           </pic:cNvPicPr>
                         </pic:nvPicPr>
                         <pic:blipFill>
-                          <a:blip r:embed="rId7|rId119"/>
+                          <a:blip r:embed="rId7"/>
                           <a:stretch>
                             <a:fillRect/>
                           </a:stretch>
@@ -9729,7 +9306,44 @@
                         <pic:spPr>
                           <a:xfrm>
                             <a:off x="0" y="0"/>
-                            <a:ext cx="2571750" cy="2857500"/>
+                            <a:ext cx="257175" cy="200025"/>
+                          </a:xfrm>
+                          <a:prstGeom prst="rect">
+                            <a:avLst/>
+                          </a:prstGeom>
+                        </pic:spPr>
+                      </pic:pic>
+                    </a:graphicData>
+                  </a:graphic>
+                </wp:inline>
+              </w:drawing>
+              <w:drawing>
+                <wp:inline distT="0" distB="0" distL="0" distR="0">
+                  <wp:extent cx="1905000" cy="866775"/>
+                  <wp:effectExtent l="0" t="0" r="0" b="0"/>
+                  <wp:docPr id="244" name="Picture 244" descr="image"/>
+                  <wp:cNvGraphicFramePr>
+                    <a:graphicFrameLocks noChangeAspect="1"/>
+                  </wp:cNvGraphicFramePr>
+                  <a:graphic>
+                    <a:graphicData uri="http://schemas.openxmlformats.org/drawingml/2006/picture">
+                      <pic:pic>
+                        <pic:nvPicPr>
+                          <pic:cNvPr id="244" name="Picture 244" descr="image"/>
+                          <pic:cNvPicPr>
+                            <a:picLocks noChangeAspect="1"/>
+                          </pic:cNvPicPr>
+                        </pic:nvPicPr>
+                        <pic:blipFill>
+                          <a:blip r:embed="rId119"/>
+                          <a:stretch>
+                            <a:fillRect/>
+                          </a:stretch>
+                        </pic:blipFill>
+                        <pic:spPr>
+                          <a:xfrm>
+                            <a:off x="0" y="0"/>
+                            <a:ext cx="1905000" cy="866775"/>
                           </a:xfrm>
                           <a:prstGeom prst="rect">
                             <a:avLst/>
@@ -9793,23 +9407,23 @@
               </w:rPr>
               <w:drawing>
                 <wp:inline distT="0" distB="0" distL="0" distR="0">
-                  <wp:extent cx="2571750" cy="2857500"/>
+                  <wp:extent cx="257175" cy="200025"/>
                   <wp:effectExtent l="0" t="0" r="0" b="0"/>
-                  <wp:docPr id="211" name="Picture 211" descr="image"/>
+                  <wp:docPr id="245" name="Picture 245" descr="image"/>
                   <wp:cNvGraphicFramePr>
-                    <a:graphicFrameLocks xmlns:a="http://schemas.openxmlformats.org/drawingml/2006/main" noChangeAspect="1"/>
+                    <a:graphicFrameLocks noChangeAspect="1"/>
                   </wp:cNvGraphicFramePr>
-                  <a:graphic xmlns:a="http://schemas.openxmlformats.org/drawingml/2006/main">
+                  <a:graphic>
                     <a:graphicData uri="http://schemas.openxmlformats.org/drawingml/2006/picture">
-                      <pic:pic xmlns:pic="http://schemas.openxmlformats.org/drawingml/2006/picture">
+                      <pic:pic>
                         <pic:nvPicPr>
-                          <pic:cNvPr id="211" name="Picture 211" descr="image"/>
+                          <pic:cNvPr id="245" name="Picture 245" descr="image"/>
                           <pic:cNvPicPr>
                             <a:picLocks noChangeAspect="1"/>
                           </pic:cNvPicPr>
                         </pic:nvPicPr>
                         <pic:blipFill>
-                          <a:blip r:embed="rId9|rId121"/>
+                          <a:blip r:embed="rId9"/>
                           <a:stretch>
                             <a:fillRect/>
                           </a:stretch>
@@ -9817,7 +9431,44 @@
                         <pic:spPr>
                           <a:xfrm>
                             <a:off x="0" y="0"/>
-                            <a:ext cx="2571750" cy="2857500"/>
+                            <a:ext cx="257175" cy="200025"/>
+                          </a:xfrm>
+                          <a:prstGeom prst="rect">
+                            <a:avLst/>
+                          </a:prstGeom>
+                        </pic:spPr>
+                      </pic:pic>
+                    </a:graphicData>
+                  </a:graphic>
+                </wp:inline>
+              </w:drawing>
+              <w:drawing>
+                <wp:inline distT="0" distB="0" distL="0" distR="0">
+                  <wp:extent cx="1905000" cy="866775"/>
+                  <wp:effectExtent l="0" t="0" r="0" b="0"/>
+                  <wp:docPr id="246" name="Picture 246" descr="image"/>
+                  <wp:cNvGraphicFramePr>
+                    <a:graphicFrameLocks noChangeAspect="1"/>
+                  </wp:cNvGraphicFramePr>
+                  <a:graphic>
+                    <a:graphicData uri="http://schemas.openxmlformats.org/drawingml/2006/picture">
+                      <pic:pic>
+                        <pic:nvPicPr>
+                          <pic:cNvPr id="246" name="Picture 246" descr="image"/>
+                          <pic:cNvPicPr>
+                            <a:picLocks noChangeAspect="1"/>
+                          </pic:cNvPicPr>
+                        </pic:nvPicPr>
+                        <pic:blipFill>
+                          <a:blip r:embed="rId121"/>
+                          <a:stretch>
+                            <a:fillRect/>
+                          </a:stretch>
+                        </pic:blipFill>
+                        <pic:spPr>
+                          <a:xfrm>
+                            <a:off x="0" y="0"/>
+                            <a:ext cx="1905000" cy="866775"/>
                           </a:xfrm>
                           <a:prstGeom prst="rect">
                             <a:avLst/>
@@ -9887,23 +9538,23 @@
         </w:rPr>
         <w:drawing>
           <wp:inline distT="0" distB="0" distL="0" distR="0">
-            <wp:extent cx="3132000" cy="1905000"/>
+            <wp:extent cx="2305050" cy="4286250"/>
             <wp:effectExtent l="0" t="0" r="0" b="0"/>
-            <wp:docPr id="212" name="Picture 212" descr="image"/>
+            <wp:docPr id="247" name="Picture 247" descr="image"/>
             <wp:cNvGraphicFramePr>
-              <a:graphicFrameLocks xmlns:a="http://schemas.openxmlformats.org/drawingml/2006/main" noChangeAspect="1"/>
+              <a:graphicFrameLocks noChangeAspect="1"/>
             </wp:cNvGraphicFramePr>
-            <a:graphic xmlns:a="http://schemas.openxmlformats.org/drawingml/2006/main">
+            <a:graphic>
               <a:graphicData uri="http://schemas.openxmlformats.org/drawingml/2006/picture">
-                <pic:pic xmlns:pic="http://schemas.openxmlformats.org/drawingml/2006/picture">
+                <pic:pic>
                   <pic:nvPicPr>
-                    <pic:cNvPr id="212" name="Picture 212" descr="image"/>
+                    <pic:cNvPr id="247" name="Picture 247" descr="image"/>
                     <pic:cNvPicPr>
                       <a:picLocks noChangeAspect="1"/>
                     </pic:cNvPicPr>
                   </pic:nvPicPr>
                   <pic:blipFill>
-                    <a:blip r:embed="rId122|rId123"/>
+                    <a:blip r:embed="rId122"/>
                     <a:stretch>
                       <a:fillRect/>
                     </a:stretch>
@@ -9911,7 +9562,44 @@
                   <pic:spPr>
                     <a:xfrm>
                       <a:off x="0" y="0"/>
-                      <a:ext cx="3132000" cy="1905000"/>
+                      <a:ext cx="2305050" cy="4286250"/>
+                    </a:xfrm>
+                    <a:prstGeom prst="rect">
+                      <a:avLst/>
+                    </a:prstGeom>
+                  </pic:spPr>
+                </pic:pic>
+              </a:graphicData>
+            </a:graphic>
+          </wp:inline>
+        </w:drawing>
+        <w:drawing>
+          <wp:inline distT="0" distB="0" distL="0" distR="0">
+            <wp:extent cx="1143000" cy="4543425"/>
+            <wp:effectExtent l="0" t="0" r="0" b="0"/>
+            <wp:docPr id="248" name="Picture 248" descr="image"/>
+            <wp:cNvGraphicFramePr>
+              <a:graphicFrameLocks noChangeAspect="1"/>
+            </wp:cNvGraphicFramePr>
+            <a:graphic>
+              <a:graphicData uri="http://schemas.openxmlformats.org/drawingml/2006/picture">
+                <pic:pic>
+                  <pic:nvPicPr>
+                    <pic:cNvPr id="248" name="Picture 248" descr="image"/>
+                    <pic:cNvPicPr>
+                      <a:picLocks noChangeAspect="1"/>
+                    </pic:cNvPicPr>
+                  </pic:nvPicPr>
+                  <pic:blipFill>
+                    <a:blip r:embed="rId123"/>
+                    <a:stretch>
+                      <a:fillRect/>
+                    </a:stretch>
+                  </pic:blipFill>
+                  <pic:spPr>
+                    <a:xfrm>
+                      <a:off x="0" y="0"/>
+                      <a:ext cx="1143000" cy="4543425"/>
                     </a:xfrm>
                     <a:prstGeom prst="rect">
                       <a:avLst/>
@@ -11375,23 +11063,23 @@
         </w:rPr>
         <w:drawing>
           <wp:inline distT="0" distB="0" distL="0" distR="0">
-            <wp:extent cx="3132000" cy="2857500"/>
+            <wp:extent cx="1885950" cy="3686175"/>
             <wp:effectExtent l="0" t="0" r="0" b="0"/>
-            <wp:docPr id="228" name="Picture 228" descr="image"/>
+            <wp:docPr id="249" name="Picture 249" descr="image"/>
             <wp:cNvGraphicFramePr>
-              <a:graphicFrameLocks xmlns:a="http://schemas.openxmlformats.org/drawingml/2006/main" noChangeAspect="1"/>
+              <a:graphicFrameLocks noChangeAspect="1"/>
             </wp:cNvGraphicFramePr>
-            <a:graphic xmlns:a="http://schemas.openxmlformats.org/drawingml/2006/main">
+            <a:graphic>
               <a:graphicData uri="http://schemas.openxmlformats.org/drawingml/2006/picture">
-                <pic:pic xmlns:pic="http://schemas.openxmlformats.org/drawingml/2006/picture">
+                <pic:pic>
                   <pic:nvPicPr>
-                    <pic:cNvPr id="228" name="Picture 228" descr="image"/>
+                    <pic:cNvPr id="249" name="Picture 249" descr="image"/>
                     <pic:cNvPicPr>
                       <a:picLocks noChangeAspect="1"/>
                     </pic:cNvPicPr>
                   </pic:nvPicPr>
                   <pic:blipFill>
-                    <a:blip r:embed="rId143|rId144"/>
+                    <a:blip r:embed="rId143"/>
                     <a:stretch>
                       <a:fillRect/>
                     </a:stretch>
@@ -11399,7 +11087,44 @@
                   <pic:spPr>
                     <a:xfrm>
                       <a:off x="0" y="0"/>
-                      <a:ext cx="3132000" cy="2857500"/>
+                      <a:ext cx="1885950" cy="3686175"/>
+                    </a:xfrm>
+                    <a:prstGeom prst="rect">
+                      <a:avLst/>
+                    </a:prstGeom>
+                  </pic:spPr>
+                </pic:pic>
+              </a:graphicData>
+            </a:graphic>
+          </wp:inline>
+        </w:drawing>
+        <w:drawing>
+          <wp:inline distT="0" distB="0" distL="0" distR="0">
+            <wp:extent cx="3333750" cy="3686175"/>
+            <wp:effectExtent l="0" t="0" r="0" b="0"/>
+            <wp:docPr id="250" name="Picture 250" descr="image"/>
+            <wp:cNvGraphicFramePr>
+              <a:graphicFrameLocks noChangeAspect="1"/>
+            </wp:cNvGraphicFramePr>
+            <a:graphic>
+              <a:graphicData uri="http://schemas.openxmlformats.org/drawingml/2006/picture">
+                <pic:pic>
+                  <pic:nvPicPr>
+                    <pic:cNvPr id="250" name="Picture 250" descr="image"/>
+                    <pic:cNvPicPr>
+                      <a:picLocks noChangeAspect="1"/>
+                    </pic:cNvPicPr>
+                  </pic:nvPicPr>
+                  <pic:blipFill>
+                    <a:blip r:embed="rId144"/>
+                    <a:stretch>
+                      <a:fillRect/>
+                    </a:stretch>
+                  </pic:blipFill>
+                  <pic:spPr>
+                    <a:xfrm>
+                      <a:off x="0" y="0"/>
+                      <a:ext cx="3333750" cy="3686175"/>
                     </a:xfrm>
                     <a:prstGeom prst="rect">
                       <a:avLst/>
@@ -11648,23 +11373,23 @@
         </w:rPr>
         <w:drawing>
           <wp:inline distT="0" distB="0" distL="0" distR="0">
-            <wp:extent cx="3132000" cy="2857500"/>
+            <wp:extent cx="1905000" cy="4876800"/>
             <wp:effectExtent l="0" t="0" r="0" b="0"/>
-            <wp:docPr id="231" name="Picture 231" descr="image"/>
+            <wp:docPr id="251" name="Picture 251" descr="image"/>
             <wp:cNvGraphicFramePr>
-              <a:graphicFrameLocks xmlns:a="http://schemas.openxmlformats.org/drawingml/2006/main" noChangeAspect="1"/>
+              <a:graphicFrameLocks noChangeAspect="1"/>
             </wp:cNvGraphicFramePr>
-            <a:graphic xmlns:a="http://schemas.openxmlformats.org/drawingml/2006/main">
+            <a:graphic>
               <a:graphicData uri="http://schemas.openxmlformats.org/drawingml/2006/picture">
-                <pic:pic xmlns:pic="http://schemas.openxmlformats.org/drawingml/2006/picture">
+                <pic:pic>
                   <pic:nvPicPr>
-                    <pic:cNvPr id="231" name="Picture 231" descr="image"/>
+                    <pic:cNvPr id="251" name="Picture 251" descr="image"/>
                     <pic:cNvPicPr>
                       <a:picLocks noChangeAspect="1"/>
                     </pic:cNvPicPr>
                   </pic:nvPicPr>
                   <pic:blipFill>
-                    <a:blip r:embed="rId153|rId154"/>
+                    <a:blip r:embed="rId153"/>
                     <a:stretch>
                       <a:fillRect/>
                     </a:stretch>
@@ -11672,7 +11397,44 @@
                   <pic:spPr>
                     <a:xfrm>
                       <a:off x="0" y="0"/>
-                      <a:ext cx="3132000" cy="2857500"/>
+                      <a:ext cx="1905000" cy="4876800"/>
+                    </a:xfrm>
+                    <a:prstGeom prst="rect">
+                      <a:avLst/>
+                    </a:prstGeom>
+                  </pic:spPr>
+                </pic:pic>
+              </a:graphicData>
+            </a:graphic>
+          </wp:inline>
+        </w:drawing>
+        <w:drawing>
+          <wp:inline distT="0" distB="0" distL="0" distR="0">
+            <wp:extent cx="1914525" cy="1781175"/>
+            <wp:effectExtent l="0" t="0" r="0" b="0"/>
+            <wp:docPr id="252" name="Picture 252" descr="image"/>
+            <wp:cNvGraphicFramePr>
+              <a:graphicFrameLocks noChangeAspect="1"/>
+            </wp:cNvGraphicFramePr>
+            <a:graphic>
+              <a:graphicData uri="http://schemas.openxmlformats.org/drawingml/2006/picture">
+                <pic:pic>
+                  <pic:nvPicPr>
+                    <pic:cNvPr id="252" name="Picture 252" descr="image"/>
+                    <pic:cNvPicPr>
+                      <a:picLocks noChangeAspect="1"/>
+                    </pic:cNvPicPr>
+                  </pic:nvPicPr>
+                  <pic:blipFill>
+                    <a:blip r:embed="rId154"/>
+                    <a:stretch>
+                      <a:fillRect/>
+                    </a:stretch>
+                  </pic:blipFill>
+                  <pic:spPr>
+                    <a:xfrm>
+                      <a:off x="0" y="0"/>
+                      <a:ext cx="1914525" cy="1781175"/>
                     </a:xfrm>
                     <a:prstGeom prst="rect">
                       <a:avLst/>
@@ -14213,68 +13975,7 @@
 </w:document>
 </file>
 
-<file path=word\fontTable.xml><?xml version="1.0" encoding="utf-8"?>
-<w:fonts xmlns:mc="http://schemas.openxmlformats.org/markup-compatibility/2006" xmlns:r="http://schemas.openxmlformats.org/officeDocument/2006/relationships" xmlns:w="http://schemas.openxmlformats.org/wordprocessingml/2006/main" xmlns:w14="http://schemas.microsoft.com/office/word/2010/wordml" mc:Ignorable="w14">
-  <w:font w:name="Times New Roman">
-    <w:panose1 w:val="02020603050405020304"/>
-    <w:charset w:val="00"/>
-    <w:family w:val="roman"/>
-    <w:pitch w:val="variable"/>
-    <w:sig w:usb0="20007A87" w:usb1="80000000" w:usb2="00000008" w:usb3="00000000" w:csb0="000001FF" w:csb1="00000000"/>
-  </w:font>
-  <w:font w:name="宋体">
-    <w:panose1 w:val="02010600030101010101"/>
-    <w:charset w:val="86"/>
-    <w:family w:val="auto"/>
-    <w:pitch w:val="default"/>
-    <w:sig w:usb0="00000003" w:usb1="288F0000" w:usb2="00000006" w:usb3="00000000" w:csb0="00040001" w:csb1="00000000"/>
-  </w:font>
-  <w:font w:name="Wingdings">
-    <w:panose1 w:val="05000000000000000000"/>
-    <w:charset w:val="02"/>
-    <w:family w:val="auto"/>
-    <w:pitch w:val="default"/>
-    <w:sig w:usb0="00000000" w:usb1="00000000" w:usb2="00000000" w:usb3="00000000" w:csb0="80000000" w:csb1="00000000"/>
-  </w:font>
-  <w:font w:name="Arial">
-    <w:panose1 w:val="020B0604020202020204"/>
-    <w:charset w:val="01"/>
-    <w:family w:val="swiss"/>
-    <w:pitch w:val="default"/>
-    <w:sig w:usb0="E0002AFF" w:usb1="C0007843" w:usb2="00000009" w:usb3="00000000" w:csb0="400001FF" w:csb1="FFFF0000"/>
-  </w:font>
-  <w:font w:name="黑体">
-    <w:panose1 w:val="02010609060101010101"/>
-    <w:charset w:val="86"/>
-    <w:family w:val="auto"/>
-    <w:pitch w:val="default"/>
-    <w:sig w:usb0="800002BF" w:usb1="38CF7CFA" w:usb2="00000016" w:usb3="00000000" w:csb0="00040001" w:csb1="00000000"/>
-  </w:font>
-  <w:font w:name="Courier New">
-    <w:panose1 w:val="02070309020205020404"/>
-    <w:charset w:val="01"/>
-    <w:family w:val="modern"/>
-    <w:pitch w:val="default"/>
-    <w:sig w:usb0="E0002AFF" w:usb1="C0007843" w:usb2="00000009" w:usb3="00000000" w:csb0="400001FF" w:csb1="FFFF0000"/>
-  </w:font>
-  <w:font w:name="Symbol">
-    <w:panose1 w:val="05050102010706020507"/>
-    <w:charset w:val="02"/>
-    <w:family w:val="roman"/>
-    <w:pitch w:val="default"/>
-    <w:sig w:usb0="00000000" w:usb1="00000000" w:usb2="00000000" w:usb3="00000000" w:csb0="80000000" w:csb1="00000000"/>
-  </w:font>
-  <w:font w:name="Calibri">
-    <w:panose1 w:val="020F0502020204030204"/>
-    <w:charset w:val="00"/>
-    <w:family w:val="swiss"/>
-    <w:pitch w:val="default"/>
-    <w:sig w:usb0="E10002FF" w:usb1="4000ACFF" w:usb2="00000009" w:usb3="00000000" w:csb0="2000019F" w:csb1="00000000"/>
-  </w:font>
-</w:fonts>
-</file>
-
-<file path=word\footer1.xml><?xml version="1.0" encoding="utf-8"?>
+<file path=word/footer1.xml><?xml version="1.0" encoding="utf-8"?>
 <w:ftr xmlns:w="http://schemas.openxmlformats.org/wordprocessingml/2006/main">
   <w:p>
     <w:pPr>
@@ -14354,60 +14055,7 @@
 </w:ftr>
 </file>
 
-<file path=word\settings.xml><?xml version="1.0" encoding="utf-8"?>
-<w:settings xmlns:mc="http://schemas.openxmlformats.org/markup-compatibility/2006" xmlns:o="urn:schemas-microsoft-com:office:office" xmlns:r="http://schemas.openxmlformats.org/officeDocument/2006/relationships" xmlns:m="http://schemas.openxmlformats.org/officeDocument/2006/math" xmlns:v="urn:schemas-microsoft-com:vml" xmlns:w10="urn:schemas-microsoft-com:office:word" xmlns:w="http://schemas.openxmlformats.org/wordprocessingml/2006/main" xmlns:w14="http://schemas.microsoft.com/office/word/2010/wordml" xmlns:sl="http://schemas.openxmlformats.org/schemaLibrary/2006/main" xmlns:wpsCustomData="http://www.wps.cn/officeDocument/2013/wpsCustomData" mc:Ignorable="w14">
-  <w:zoom w:percent="100"/>
-  <w:embedSystemFonts/>
-  <w:bordersDoNotSurroundHeader w:val="0"/>
-  <w:bordersDoNotSurroundFooter w:val="0"/>
-  <w:documentProtection w:enforcement="0"/>
-  <w:defaultTabStop w:val="420"/>
-  <w:drawingGridVerticalSpacing w:val="156"/>
-  <w:displayHorizontalDrawingGridEvery w:val="1"/>
-  <w:displayVerticalDrawingGridEvery w:val="1"/>
-  <w:noPunctuationKerning w:val="1"/>
-  <w:characterSpacingControl w:val="compressPunctuation"/>
-  <w:compat>
-    <w:spaceForUL/>
-    <w:balanceSingleByteDoubleByteWidth/>
-    <w:doNotLeaveBackslashAlone/>
-    <w:ulTrailSpace/>
-    <w:doNotExpandShiftReturn/>
-    <w:adjustLineHeightInTable/>
-    <w:doNotWrapTextWithPunct/>
-    <w:doNotUseEastAsianBreakRules/>
-    <w:useFELayout/>
-    <w:doNotUseIndentAsNumberingTabStop/>
-    <w:compatSetting w:name="compatibilityMode" w:uri="http://schemas.microsoft.com/office/word" w:val="14"/>
-    <w:compatSetting w:name="overrideTableStyleFontSizeAndJustification" w:uri="http://schemas.microsoft.com/office/word" w:val="1"/>
-    <w:compatSetting w:name="enableOpenTypeFeatures" w:uri="http://schemas.microsoft.com/office/word" w:val="1"/>
-    <w:compatSetting w:name="doNotFlipMirrorIndents" w:uri="http://schemas.microsoft.com/office/word" w:val="1"/>
-  </w:compat>
-  <w:rsids>
-    <w:rsidRoot w:val="29A90A84"/>
-    <w:rsid w:val="056B57EE"/>
-    <w:rsid w:val="29A90A84"/>
-  </w:rsids>
-  <m:mathPr>
-    <m:mathFont m:val="Cambria Math"/>
-    <m:brkBin m:val="before"/>
-    <m:brkBinSub m:val="--"/>
-    <m:smallFrac m:val="0"/>
-    <m:dispDef/>
-    <m:lMargin m:val="0"/>
-    <m:rMargin m:val="0"/>
-    <m:defJc m:val="centerGroup"/>
-    <m:wrapIndent m:val="1440"/>
-    <m:intLim m:val="subSup"/>
-    <m:naryLim m:val="undOvr"/>
-  </m:mathPr>
-  <w:themeFontLang w:val="en-US" w:eastAsia="zh-CN"/>
-  <w:clrSchemeMapping w:bg1="light1" w:t1="dark1" w:bg2="light2" w:t2="dark2" w:accent1="accent1" w:accent2="accent2" w:accent3="accent3" w:accent4="accent4" w:accent5="accent5" w:accent6="accent6" w:hyperlink="hyperlink" w:followedHyperlink="followedHyperlink"/>
-  <w:doNotIncludeSubdocsInStats/>
-</w:settings>
-</file>
-
-<file path=word\styles.xml><?xml version="1.0" encoding="utf-8"?>
+<file path=word/styles.xml><?xml version="1.0" encoding="utf-8"?>
 <w:styles xmlns:mc="http://schemas.openxmlformats.org/markup-compatibility/2006" xmlns:o="urn:schemas-microsoft-com:office:office" xmlns:r="http://schemas.openxmlformats.org/officeDocument/2006/relationships" xmlns:m="http://schemas.openxmlformats.org/officeDocument/2006/math" xmlns:v="urn:schemas-microsoft-com:vml" xmlns:w="http://schemas.openxmlformats.org/wordprocessingml/2006/main" xmlns:w14="http://schemas.microsoft.com/office/word/2010/wordml" xmlns:w10="urn:schemas-microsoft-com:office:word" xmlns:sl="http://schemas.openxmlformats.org/schemaLibrary/2006/main" xmlns:wpsCustomData="http://www.wps.cn/officeDocument/2013/wpsCustomData" mc:Ignorable="w14">
   <w:docDefaults>
     <w:rPrDefault>
@@ -14737,7 +14385,487 @@
 </w:styles>
 </file>
 
-<file path=word\theme\theme1.xml><?xml version="1.0" encoding="utf-8"?>
+<file path=word/activeX/activeX1.xml><?xml version="1.0" encoding="utf-8"?>
+<ax:ocx xmlns:ax="http://schemas.microsoft.com/office/2006/activeX" xmlns:r="http://schemas.openxmlformats.org/officeDocument/2006/relationships" ax:classid="{5512D118-5CC6-11CF-8D67-00AA00BDCE1D}" r:id="rId1" ax:persistence="persistStorage"/>
+</file>
+
+<file path=word/activeX/activeX10.xml><?xml version="1.0" encoding="utf-8"?>
+<ax:ocx xmlns:ax="http://schemas.microsoft.com/office/2006/activeX" xmlns:r="http://schemas.openxmlformats.org/officeDocument/2006/relationships" ax:classid="{5512D118-5CC6-11CF-8D67-00AA00BDCE1D}" r:id="rId1" ax:persistence="persistStorage"/>
+</file>
+
+<file path=word/activeX/activeX100.xml><?xml version="1.0" encoding="utf-8"?>
+<ax:ocx xmlns:ax="http://schemas.microsoft.com/office/2006/activeX" xmlns:r="http://schemas.openxmlformats.org/officeDocument/2006/relationships" ax:classid="{5512D118-5CC6-11CF-8D67-00AA00BDCE1D}" r:id="rId1" ax:persistence="persistStorage"/>
+</file>
+
+<file path=word/activeX/activeX101.xml><?xml version="1.0" encoding="utf-8"?>
+<ax:ocx xmlns:ax="http://schemas.microsoft.com/office/2006/activeX" xmlns:r="http://schemas.openxmlformats.org/officeDocument/2006/relationships" ax:classid="{5512D118-5CC6-11CF-8D67-00AA00BDCE1D}" r:id="rId1" ax:persistence="persistStorage"/>
+</file>
+
+<file path=word/activeX/activeX102.xml><?xml version="1.0" encoding="utf-8"?>
+<ax:ocx xmlns:ax="http://schemas.microsoft.com/office/2006/activeX" xmlns:r="http://schemas.openxmlformats.org/officeDocument/2006/relationships" ax:classid="{5512D118-5CC6-11CF-8D67-00AA00BDCE1D}" r:id="rId1" ax:persistence="persistStorage"/>
+</file>
+
+<file path=word/activeX/activeX103.xml><?xml version="1.0" encoding="utf-8"?>
+<ax:ocx xmlns:ax="http://schemas.microsoft.com/office/2006/activeX" xmlns:r="http://schemas.openxmlformats.org/officeDocument/2006/relationships" ax:classid="{5512D118-5CC6-11CF-8D67-00AA00BDCE1D}" r:id="rId1" ax:persistence="persistStorage"/>
+</file>
+
+<file path=word/activeX/activeX104.xml><?xml version="1.0" encoding="utf-8"?>
+<ax:ocx xmlns:ax="http://schemas.microsoft.com/office/2006/activeX" xmlns:r="http://schemas.openxmlformats.org/officeDocument/2006/relationships" ax:classid="{5512D118-5CC6-11CF-8D67-00AA00BDCE1D}" r:id="rId1" ax:persistence="persistStorage"/>
+</file>
+
+<file path=word/activeX/activeX105.xml><?xml version="1.0" encoding="utf-8"?>
+<ax:ocx xmlns:ax="http://schemas.microsoft.com/office/2006/activeX" xmlns:r="http://schemas.openxmlformats.org/officeDocument/2006/relationships" ax:classid="{5512D118-5CC6-11CF-8D67-00AA00BDCE1D}" r:id="rId1" ax:persistence="persistStorage"/>
+</file>
+
+<file path=word/activeX/activeX106.xml><?xml version="1.0" encoding="utf-8"?>
+<ax:ocx xmlns:ax="http://schemas.microsoft.com/office/2006/activeX" xmlns:r="http://schemas.openxmlformats.org/officeDocument/2006/relationships" ax:classid="{5512D118-5CC6-11CF-8D67-00AA00BDCE1D}" r:id="rId1" ax:persistence="persistStorage"/>
+</file>
+
+<file path=word/activeX/activeX107.xml><?xml version="1.0" encoding="utf-8"?>
+<ax:ocx xmlns:ax="http://schemas.microsoft.com/office/2006/activeX" xmlns:r="http://schemas.openxmlformats.org/officeDocument/2006/relationships" ax:classid="{5512D118-5CC6-11CF-8D67-00AA00BDCE1D}" r:id="rId1" ax:persistence="persistStorage"/>
+</file>
+
+<file path=word/activeX/activeX108.xml><?xml version="1.0" encoding="utf-8"?>
+<ax:ocx xmlns:ax="http://schemas.microsoft.com/office/2006/activeX" xmlns:r="http://schemas.openxmlformats.org/officeDocument/2006/relationships" ax:classid="{5512D118-5CC6-11CF-8D67-00AA00BDCE1D}" r:id="rId1" ax:persistence="persistStorage"/>
+</file>
+
+<file path=word/activeX/activeX109.xml><?xml version="1.0" encoding="utf-8"?>
+<ax:ocx xmlns:ax="http://schemas.microsoft.com/office/2006/activeX" xmlns:r="http://schemas.openxmlformats.org/officeDocument/2006/relationships" ax:classid="{5512D118-5CC6-11CF-8D67-00AA00BDCE1D}" r:id="rId1" ax:persistence="persistStorage"/>
+</file>
+
+<file path=word/activeX/activeX11.xml><?xml version="1.0" encoding="utf-8"?>
+<ax:ocx xmlns:ax="http://schemas.microsoft.com/office/2006/activeX" xmlns:r="http://schemas.openxmlformats.org/officeDocument/2006/relationships" ax:classid="{5512D118-5CC6-11CF-8D67-00AA00BDCE1D}" r:id="rId1" ax:persistence="persistStorage"/>
+</file>
+
+<file path=word/activeX/activeX110.xml><?xml version="1.0" encoding="utf-8"?>
+<ax:ocx xmlns:ax="http://schemas.microsoft.com/office/2006/activeX" xmlns:r="http://schemas.openxmlformats.org/officeDocument/2006/relationships" ax:classid="{5512D118-5CC6-11CF-8D67-00AA00BDCE1D}" r:id="rId1" ax:persistence="persistStorage"/>
+</file>
+
+<file path=word/activeX/activeX111.xml><?xml version="1.0" encoding="utf-8"?>
+<ax:ocx xmlns:ax="http://schemas.microsoft.com/office/2006/activeX" xmlns:r="http://schemas.openxmlformats.org/officeDocument/2006/relationships" ax:classid="{5512D118-5CC6-11CF-8D67-00AA00BDCE1D}" r:id="rId1" ax:persistence="persistStorage"/>
+</file>
+
+<file path=word/activeX/activeX112.xml><?xml version="1.0" encoding="utf-8"?>
+<ax:ocx xmlns:ax="http://schemas.microsoft.com/office/2006/activeX" xmlns:r="http://schemas.openxmlformats.org/officeDocument/2006/relationships" ax:classid="{5512D118-5CC6-11CF-8D67-00AA00BDCE1D}" r:id="rId1" ax:persistence="persistStorage"/>
+</file>
+
+<file path=word/activeX/activeX113.xml><?xml version="1.0" encoding="utf-8"?>
+<ax:ocx xmlns:ax="http://schemas.microsoft.com/office/2006/activeX" xmlns:r="http://schemas.openxmlformats.org/officeDocument/2006/relationships" ax:classid="{5512D118-5CC6-11CF-8D67-00AA00BDCE1D}" r:id="rId1" ax:persistence="persistStorage"/>
+</file>
+
+<file path=word/activeX/activeX114.xml><?xml version="1.0" encoding="utf-8"?>
+<ax:ocx xmlns:ax="http://schemas.microsoft.com/office/2006/activeX" xmlns:r="http://schemas.openxmlformats.org/officeDocument/2006/relationships" ax:classid="{5512D118-5CC6-11CF-8D67-00AA00BDCE1D}" r:id="rId1" ax:persistence="persistStorage"/>
+</file>
+
+<file path=word/activeX/activeX115.xml><?xml version="1.0" encoding="utf-8"?>
+<ax:ocx xmlns:ax="http://schemas.microsoft.com/office/2006/activeX" xmlns:r="http://schemas.openxmlformats.org/officeDocument/2006/relationships" ax:classid="{5512D118-5CC6-11CF-8D67-00AA00BDCE1D}" r:id="rId1" ax:persistence="persistStorage"/>
+</file>
+
+<file path=word/activeX/activeX116.xml><?xml version="1.0" encoding="utf-8"?>
+<ax:ocx xmlns:ax="http://schemas.microsoft.com/office/2006/activeX" xmlns:r="http://schemas.openxmlformats.org/officeDocument/2006/relationships" ax:classid="{5512D118-5CC6-11CF-8D67-00AA00BDCE1D}" r:id="rId1" ax:persistence="persistStorage"/>
+</file>
+
+<file path=word/activeX/activeX117.xml><?xml version="1.0" encoding="utf-8"?>
+<ax:ocx xmlns:ax="http://schemas.microsoft.com/office/2006/activeX" xmlns:r="http://schemas.openxmlformats.org/officeDocument/2006/relationships" ax:classid="{5512D118-5CC6-11CF-8D67-00AA00BDCE1D}" r:id="rId1" ax:persistence="persistStorage"/>
+</file>
+
+<file path=word/activeX/activeX118.xml><?xml version="1.0" encoding="utf-8"?>
+<ax:ocx xmlns:ax="http://schemas.microsoft.com/office/2006/activeX" xmlns:r="http://schemas.openxmlformats.org/officeDocument/2006/relationships" ax:classid="{5512D118-5CC6-11CF-8D67-00AA00BDCE1D}" r:id="rId1" ax:persistence="persistStorage"/>
+</file>
+
+<file path=word/activeX/activeX119.xml><?xml version="1.0" encoding="utf-8"?>
+<ax:ocx xmlns:ax="http://schemas.microsoft.com/office/2006/activeX" xmlns:r="http://schemas.openxmlformats.org/officeDocument/2006/relationships" ax:classid="{5512D118-5CC6-11CF-8D67-00AA00BDCE1D}" r:id="rId1" ax:persistence="persistStorage"/>
+</file>
+
+<file path=word/activeX/activeX12.xml><?xml version="1.0" encoding="utf-8"?>
+<ax:ocx xmlns:ax="http://schemas.microsoft.com/office/2006/activeX" xmlns:r="http://schemas.openxmlformats.org/officeDocument/2006/relationships" ax:classid="{5512D118-5CC6-11CF-8D67-00AA00BDCE1D}" r:id="rId1" ax:persistence="persistStorage"/>
+</file>
+
+<file path=word/activeX/activeX120.xml><?xml version="1.0" encoding="utf-8"?>
+<ax:ocx xmlns:ax="http://schemas.microsoft.com/office/2006/activeX" xmlns:r="http://schemas.openxmlformats.org/officeDocument/2006/relationships" ax:classid="{5512D118-5CC6-11CF-8D67-00AA00BDCE1D}" r:id="rId1" ax:persistence="persistStorage"/>
+</file>
+
+<file path=word/activeX/activeX13.xml><?xml version="1.0" encoding="utf-8"?>
+<ax:ocx xmlns:ax="http://schemas.microsoft.com/office/2006/activeX" xmlns:r="http://schemas.openxmlformats.org/officeDocument/2006/relationships" ax:classid="{5512D118-5CC6-11CF-8D67-00AA00BDCE1D}" r:id="rId1" ax:persistence="persistStorage"/>
+</file>
+
+<file path=word/activeX/activeX14.xml><?xml version="1.0" encoding="utf-8"?>
+<ax:ocx xmlns:ax="http://schemas.microsoft.com/office/2006/activeX" xmlns:r="http://schemas.openxmlformats.org/officeDocument/2006/relationships" ax:classid="{5512D118-5CC6-11CF-8D67-00AA00BDCE1D}" r:id="rId1" ax:persistence="persistStorage"/>
+</file>
+
+<file path=word/activeX/activeX15.xml><?xml version="1.0" encoding="utf-8"?>
+<ax:ocx xmlns:ax="http://schemas.microsoft.com/office/2006/activeX" xmlns:r="http://schemas.openxmlformats.org/officeDocument/2006/relationships" ax:classid="{5512D118-5CC6-11CF-8D67-00AA00BDCE1D}" r:id="rId1" ax:persistence="persistStorage"/>
+</file>
+
+<file path=word/activeX/activeX16.xml><?xml version="1.0" encoding="utf-8"?>
+<ax:ocx xmlns:ax="http://schemas.microsoft.com/office/2006/activeX" xmlns:r="http://schemas.openxmlformats.org/officeDocument/2006/relationships" ax:classid="{5512D118-5CC6-11CF-8D67-00AA00BDCE1D}" r:id="rId1" ax:persistence="persistStorage"/>
+</file>
+
+<file path=word/activeX/activeX17.xml><?xml version="1.0" encoding="utf-8"?>
+<ax:ocx xmlns:ax="http://schemas.microsoft.com/office/2006/activeX" xmlns:r="http://schemas.openxmlformats.org/officeDocument/2006/relationships" ax:classid="{5512D118-5CC6-11CF-8D67-00AA00BDCE1D}" r:id="rId1" ax:persistence="persistStorage"/>
+</file>
+
+<file path=word/activeX/activeX18.xml><?xml version="1.0" encoding="utf-8"?>
+<ax:ocx xmlns:ax="http://schemas.microsoft.com/office/2006/activeX" xmlns:r="http://schemas.openxmlformats.org/officeDocument/2006/relationships" ax:classid="{5512D118-5CC6-11CF-8D67-00AA00BDCE1D}" r:id="rId1" ax:persistence="persistStorage"/>
+</file>
+
+<file path=word/activeX/activeX19.xml><?xml version="1.0" encoding="utf-8"?>
+<ax:ocx xmlns:ax="http://schemas.microsoft.com/office/2006/activeX" xmlns:r="http://schemas.openxmlformats.org/officeDocument/2006/relationships" ax:classid="{5512D118-5CC6-11CF-8D67-00AA00BDCE1D}" r:id="rId1" ax:persistence="persistStorage"/>
+</file>
+
+<file path=word/activeX/activeX2.xml><?xml version="1.0" encoding="utf-8"?>
+<ax:ocx xmlns:ax="http://schemas.microsoft.com/office/2006/activeX" xmlns:r="http://schemas.openxmlformats.org/officeDocument/2006/relationships" ax:classid="{5512D118-5CC6-11CF-8D67-00AA00BDCE1D}" r:id="rId1" ax:persistence="persistStorage"/>
+</file>
+
+<file path=word/activeX/activeX20.xml><?xml version="1.0" encoding="utf-8"?>
+<ax:ocx xmlns:ax="http://schemas.microsoft.com/office/2006/activeX" xmlns:r="http://schemas.openxmlformats.org/officeDocument/2006/relationships" ax:classid="{5512D118-5CC6-11CF-8D67-00AA00BDCE1D}" r:id="rId1" ax:persistence="persistStorage"/>
+</file>
+
+<file path=word/activeX/activeX21.xml><?xml version="1.0" encoding="utf-8"?>
+<ax:ocx xmlns:ax="http://schemas.microsoft.com/office/2006/activeX" xmlns:r="http://schemas.openxmlformats.org/officeDocument/2006/relationships" ax:classid="{5512D118-5CC6-11CF-8D67-00AA00BDCE1D}" r:id="rId1" ax:persistence="persistStorage"/>
+</file>
+
+<file path=word/activeX/activeX22.xml><?xml version="1.0" encoding="utf-8"?>
+<ax:ocx xmlns:ax="http://schemas.microsoft.com/office/2006/activeX" xmlns:r="http://schemas.openxmlformats.org/officeDocument/2006/relationships" ax:classid="{5512D118-5CC6-11CF-8D67-00AA00BDCE1D}" r:id="rId1" ax:persistence="persistStorage"/>
+</file>
+
+<file path=word/activeX/activeX23.xml><?xml version="1.0" encoding="utf-8"?>
+<ax:ocx xmlns:ax="http://schemas.microsoft.com/office/2006/activeX" xmlns:r="http://schemas.openxmlformats.org/officeDocument/2006/relationships" ax:classid="{5512D118-5CC6-11CF-8D67-00AA00BDCE1D}" r:id="rId1" ax:persistence="persistStorage"/>
+</file>
+
+<file path=word/activeX/activeX24.xml><?xml version="1.0" encoding="utf-8"?>
+<ax:ocx xmlns:ax="http://schemas.microsoft.com/office/2006/activeX" xmlns:r="http://schemas.openxmlformats.org/officeDocument/2006/relationships" ax:classid="{5512D118-5CC6-11CF-8D67-00AA00BDCE1D}" r:id="rId1" ax:persistence="persistStorage"/>
+</file>
+
+<file path=word/activeX/activeX25.xml><?xml version="1.0" encoding="utf-8"?>
+<ax:ocx xmlns:ax="http://schemas.microsoft.com/office/2006/activeX" xmlns:r="http://schemas.openxmlformats.org/officeDocument/2006/relationships" ax:classid="{5512D118-5CC6-11CF-8D67-00AA00BDCE1D}" r:id="rId1" ax:persistence="persistStorage"/>
+</file>
+
+<file path=word/activeX/activeX26.xml><?xml version="1.0" encoding="utf-8"?>
+<ax:ocx xmlns:ax="http://schemas.microsoft.com/office/2006/activeX" xmlns:r="http://schemas.openxmlformats.org/officeDocument/2006/relationships" ax:classid="{5512D118-5CC6-11CF-8D67-00AA00BDCE1D}" r:id="rId1" ax:persistence="persistStorage"/>
+</file>
+
+<file path=word/activeX/activeX27.xml><?xml version="1.0" encoding="utf-8"?>
+<ax:ocx xmlns:ax="http://schemas.microsoft.com/office/2006/activeX" xmlns:r="http://schemas.openxmlformats.org/officeDocument/2006/relationships" ax:classid="{5512D118-5CC6-11CF-8D67-00AA00BDCE1D}" r:id="rId1" ax:persistence="persistStorage"/>
+</file>
+
+<file path=word/activeX/activeX28.xml><?xml version="1.0" encoding="utf-8"?>
+<ax:ocx xmlns:ax="http://schemas.microsoft.com/office/2006/activeX" xmlns:r="http://schemas.openxmlformats.org/officeDocument/2006/relationships" ax:classid="{5512D118-5CC6-11CF-8D67-00AA00BDCE1D}" r:id="rId1" ax:persistence="persistStorage"/>
+</file>
+
+<file path=word/activeX/activeX29.xml><?xml version="1.0" encoding="utf-8"?>
+<ax:ocx xmlns:ax="http://schemas.microsoft.com/office/2006/activeX" xmlns:r="http://schemas.openxmlformats.org/officeDocument/2006/relationships" ax:classid="{5512D118-5CC6-11CF-8D67-00AA00BDCE1D}" r:id="rId1" ax:persistence="persistStorage"/>
+</file>
+
+<file path=word/activeX/activeX3.xml><?xml version="1.0" encoding="utf-8"?>
+<ax:ocx xmlns:ax="http://schemas.microsoft.com/office/2006/activeX" xmlns:r="http://schemas.openxmlformats.org/officeDocument/2006/relationships" ax:classid="{5512D118-5CC6-11CF-8D67-00AA00BDCE1D}" r:id="rId1" ax:persistence="persistStorage"/>
+</file>
+
+<file path=word/activeX/activeX30.xml><?xml version="1.0" encoding="utf-8"?>
+<ax:ocx xmlns:ax="http://schemas.microsoft.com/office/2006/activeX" xmlns:r="http://schemas.openxmlformats.org/officeDocument/2006/relationships" ax:classid="{5512D118-5CC6-11CF-8D67-00AA00BDCE1D}" r:id="rId1" ax:persistence="persistStorage"/>
+</file>
+
+<file path=word/activeX/activeX31.xml><?xml version="1.0" encoding="utf-8"?>
+<ax:ocx xmlns:ax="http://schemas.microsoft.com/office/2006/activeX" xmlns:r="http://schemas.openxmlformats.org/officeDocument/2006/relationships" ax:classid="{5512D118-5CC6-11CF-8D67-00AA00BDCE1D}" r:id="rId1" ax:persistence="persistStorage"/>
+</file>
+
+<file path=word/activeX/activeX32.xml><?xml version="1.0" encoding="utf-8"?>
+<ax:ocx xmlns:ax="http://schemas.microsoft.com/office/2006/activeX" xmlns:r="http://schemas.openxmlformats.org/officeDocument/2006/relationships" ax:classid="{5512D118-5CC6-11CF-8D67-00AA00BDCE1D}" r:id="rId1" ax:persistence="persistStorage"/>
+</file>
+
+<file path=word/activeX/activeX33.xml><?xml version="1.0" encoding="utf-8"?>
+<ax:ocx xmlns:ax="http://schemas.microsoft.com/office/2006/activeX" xmlns:r="http://schemas.openxmlformats.org/officeDocument/2006/relationships" ax:classid="{5512D118-5CC6-11CF-8D67-00AA00BDCE1D}" r:id="rId1" ax:persistence="persistStorage"/>
+</file>
+
+<file path=word/activeX/activeX34.xml><?xml version="1.0" encoding="utf-8"?>
+<ax:ocx xmlns:ax="http://schemas.microsoft.com/office/2006/activeX" xmlns:r="http://schemas.openxmlformats.org/officeDocument/2006/relationships" ax:classid="{5512D118-5CC6-11CF-8D67-00AA00BDCE1D}" r:id="rId1" ax:persistence="persistStorage"/>
+</file>
+
+<file path=word/activeX/activeX35.xml><?xml version="1.0" encoding="utf-8"?>
+<ax:ocx xmlns:ax="http://schemas.microsoft.com/office/2006/activeX" xmlns:r="http://schemas.openxmlformats.org/officeDocument/2006/relationships" ax:classid="{5512D118-5CC6-11CF-8D67-00AA00BDCE1D}" r:id="rId1" ax:persistence="persistStorage"/>
+</file>
+
+<file path=word/activeX/activeX36.xml><?xml version="1.0" encoding="utf-8"?>
+<ax:ocx xmlns:ax="http://schemas.microsoft.com/office/2006/activeX" xmlns:r="http://schemas.openxmlformats.org/officeDocument/2006/relationships" ax:classid="{5512D118-5CC6-11CF-8D67-00AA00BDCE1D}" r:id="rId1" ax:persistence="persistStorage"/>
+</file>
+
+<file path=word/activeX/activeX37.xml><?xml version="1.0" encoding="utf-8"?>
+<ax:ocx xmlns:ax="http://schemas.microsoft.com/office/2006/activeX" xmlns:r="http://schemas.openxmlformats.org/officeDocument/2006/relationships" ax:classid="{5512D118-5CC6-11CF-8D67-00AA00BDCE1D}" r:id="rId1" ax:persistence="persistStorage"/>
+</file>
+
+<file path=word/activeX/activeX38.xml><?xml version="1.0" encoding="utf-8"?>
+<ax:ocx xmlns:ax="http://schemas.microsoft.com/office/2006/activeX" xmlns:r="http://schemas.openxmlformats.org/officeDocument/2006/relationships" ax:classid="{5512D118-5CC6-11CF-8D67-00AA00BDCE1D}" r:id="rId1" ax:persistence="persistStorage"/>
+</file>
+
+<file path=word/activeX/activeX39.xml><?xml version="1.0" encoding="utf-8"?>
+<ax:ocx xmlns:ax="http://schemas.microsoft.com/office/2006/activeX" xmlns:r="http://schemas.openxmlformats.org/officeDocument/2006/relationships" ax:classid="{5512D118-5CC6-11CF-8D67-00AA00BDCE1D}" r:id="rId1" ax:persistence="persistStorage"/>
+</file>
+
+<file path=word/activeX/activeX4.xml><?xml version="1.0" encoding="utf-8"?>
+<ax:ocx xmlns:ax="http://schemas.microsoft.com/office/2006/activeX" xmlns:r="http://schemas.openxmlformats.org/officeDocument/2006/relationships" ax:classid="{5512D118-5CC6-11CF-8D67-00AA00BDCE1D}" r:id="rId1" ax:persistence="persistStorage"/>
+</file>
+
+<file path=word/activeX/activeX40.xml><?xml version="1.0" encoding="utf-8"?>
+<ax:ocx xmlns:ax="http://schemas.microsoft.com/office/2006/activeX" xmlns:r="http://schemas.openxmlformats.org/officeDocument/2006/relationships" ax:classid="{5512D118-5CC6-11CF-8D67-00AA00BDCE1D}" r:id="rId1" ax:persistence="persistStorage"/>
+</file>
+
+<file path=word/activeX/activeX41.xml><?xml version="1.0" encoding="utf-8"?>
+<ax:ocx xmlns:ax="http://schemas.microsoft.com/office/2006/activeX" xmlns:r="http://schemas.openxmlformats.org/officeDocument/2006/relationships" ax:classid="{5512D118-5CC6-11CF-8D67-00AA00BDCE1D}" r:id="rId1" ax:persistence="persistStorage"/>
+</file>
+
+<file path=word/activeX/activeX42.xml><?xml version="1.0" encoding="utf-8"?>
+<ax:ocx xmlns:ax="http://schemas.microsoft.com/office/2006/activeX" xmlns:r="http://schemas.openxmlformats.org/officeDocument/2006/relationships" ax:classid="{5512D118-5CC6-11CF-8D67-00AA00BDCE1D}" r:id="rId1" ax:persistence="persistStorage"/>
+</file>
+
+<file path=word/activeX/activeX43.xml><?xml version="1.0" encoding="utf-8"?>
+<ax:ocx xmlns:ax="http://schemas.microsoft.com/office/2006/activeX" xmlns:r="http://schemas.openxmlformats.org/officeDocument/2006/relationships" ax:classid="{5512D118-5CC6-11CF-8D67-00AA00BDCE1D}" r:id="rId1" ax:persistence="persistStorage"/>
+</file>
+
+<file path=word/activeX/activeX44.xml><?xml version="1.0" encoding="utf-8"?>
+<ax:ocx xmlns:ax="http://schemas.microsoft.com/office/2006/activeX" xmlns:r="http://schemas.openxmlformats.org/officeDocument/2006/relationships" ax:classid="{5512D118-5CC6-11CF-8D67-00AA00BDCE1D}" r:id="rId1" ax:persistence="persistStorage"/>
+</file>
+
+<file path=word/activeX/activeX45.xml><?xml version="1.0" encoding="utf-8"?>
+<ax:ocx xmlns:ax="http://schemas.microsoft.com/office/2006/activeX" xmlns:r="http://schemas.openxmlformats.org/officeDocument/2006/relationships" ax:classid="{5512D118-5CC6-11CF-8D67-00AA00BDCE1D}" r:id="rId1" ax:persistence="persistStorage"/>
+</file>
+
+<file path=word/activeX/activeX46.xml><?xml version="1.0" encoding="utf-8"?>
+<ax:ocx xmlns:ax="http://schemas.microsoft.com/office/2006/activeX" xmlns:r="http://schemas.openxmlformats.org/officeDocument/2006/relationships" ax:classid="{5512D118-5CC6-11CF-8D67-00AA00BDCE1D}" r:id="rId1" ax:persistence="persistStorage"/>
+</file>
+
+<file path=word/activeX/activeX47.xml><?xml version="1.0" encoding="utf-8"?>
+<ax:ocx xmlns:ax="http://schemas.microsoft.com/office/2006/activeX" xmlns:r="http://schemas.openxmlformats.org/officeDocument/2006/relationships" ax:classid="{5512D118-5CC6-11CF-8D67-00AA00BDCE1D}" r:id="rId1" ax:persistence="persistStorage"/>
+</file>
+
+<file path=word/activeX/activeX48.xml><?xml version="1.0" encoding="utf-8"?>
+<ax:ocx xmlns:ax="http://schemas.microsoft.com/office/2006/activeX" xmlns:r="http://schemas.openxmlformats.org/officeDocument/2006/relationships" ax:classid="{5512D118-5CC6-11CF-8D67-00AA00BDCE1D}" r:id="rId1" ax:persistence="persistStorage"/>
+</file>
+
+<file path=word/activeX/activeX49.xml><?xml version="1.0" encoding="utf-8"?>
+<ax:ocx xmlns:ax="http://schemas.microsoft.com/office/2006/activeX" xmlns:r="http://schemas.openxmlformats.org/officeDocument/2006/relationships" ax:classid="{5512D118-5CC6-11CF-8D67-00AA00BDCE1D}" r:id="rId1" ax:persistence="persistStorage"/>
+</file>
+
+<file path=word/activeX/activeX5.xml><?xml version="1.0" encoding="utf-8"?>
+<ax:ocx xmlns:ax="http://schemas.microsoft.com/office/2006/activeX" xmlns:r="http://schemas.openxmlformats.org/officeDocument/2006/relationships" ax:classid="{5512D118-5CC6-11CF-8D67-00AA00BDCE1D}" r:id="rId1" ax:persistence="persistStorage"/>
+</file>
+
+<file path=word/activeX/activeX50.xml><?xml version="1.0" encoding="utf-8"?>
+<ax:ocx xmlns:ax="http://schemas.microsoft.com/office/2006/activeX" xmlns:r="http://schemas.openxmlformats.org/officeDocument/2006/relationships" ax:classid="{5512D118-5CC6-11CF-8D67-00AA00BDCE1D}" r:id="rId1" ax:persistence="persistStorage"/>
+</file>
+
+<file path=word/activeX/activeX51.xml><?xml version="1.0" encoding="utf-8"?>
+<ax:ocx xmlns:ax="http://schemas.microsoft.com/office/2006/activeX" xmlns:r="http://schemas.openxmlformats.org/officeDocument/2006/relationships" ax:classid="{5512D118-5CC6-11CF-8D67-00AA00BDCE1D}" r:id="rId1" ax:persistence="persistStorage"/>
+</file>
+
+<file path=word/activeX/activeX52.xml><?xml version="1.0" encoding="utf-8"?>
+<ax:ocx xmlns:ax="http://schemas.microsoft.com/office/2006/activeX" xmlns:r="http://schemas.openxmlformats.org/officeDocument/2006/relationships" ax:classid="{5512D118-5CC6-11CF-8D67-00AA00BDCE1D}" r:id="rId1" ax:persistence="persistStorage"/>
+</file>
+
+<file path=word/activeX/activeX53.xml><?xml version="1.0" encoding="utf-8"?>
+<ax:ocx xmlns:ax="http://schemas.microsoft.com/office/2006/activeX" xmlns:r="http://schemas.openxmlformats.org/officeDocument/2006/relationships" ax:classid="{5512D118-5CC6-11CF-8D67-00AA00BDCE1D}" r:id="rId1" ax:persistence="persistStorage"/>
+</file>
+
+<file path=word/activeX/activeX54.xml><?xml version="1.0" encoding="utf-8"?>
+<ax:ocx xmlns:ax="http://schemas.microsoft.com/office/2006/activeX" xmlns:r="http://schemas.openxmlformats.org/officeDocument/2006/relationships" ax:classid="{5512D118-5CC6-11CF-8D67-00AA00BDCE1D}" r:id="rId1" ax:persistence="persistStorage"/>
+</file>
+
+<file path=word/activeX/activeX55.xml><?xml version="1.0" encoding="utf-8"?>
+<ax:ocx xmlns:ax="http://schemas.microsoft.com/office/2006/activeX" xmlns:r="http://schemas.openxmlformats.org/officeDocument/2006/relationships" ax:classid="{5512D118-5CC6-11CF-8D67-00AA00BDCE1D}" r:id="rId1" ax:persistence="persistStorage"/>
+</file>
+
+<file path=word/activeX/activeX56.xml><?xml version="1.0" encoding="utf-8"?>
+<ax:ocx xmlns:ax="http://schemas.microsoft.com/office/2006/activeX" xmlns:r="http://schemas.openxmlformats.org/officeDocument/2006/relationships" ax:classid="{5512D118-5CC6-11CF-8D67-00AA00BDCE1D}" r:id="rId1" ax:persistence="persistStorage"/>
+</file>
+
+<file path=word/activeX/activeX57.xml><?xml version="1.0" encoding="utf-8"?>
+<ax:ocx xmlns:ax="http://schemas.microsoft.com/office/2006/activeX" xmlns:r="http://schemas.openxmlformats.org/officeDocument/2006/relationships" ax:classid="{5512D118-5CC6-11CF-8D67-00AA00BDCE1D}" r:id="rId1" ax:persistence="persistStorage"/>
+</file>
+
+<file path=word/activeX/activeX58.xml><?xml version="1.0" encoding="utf-8"?>
+<ax:ocx xmlns:ax="http://schemas.microsoft.com/office/2006/activeX" xmlns:r="http://schemas.openxmlformats.org/officeDocument/2006/relationships" ax:classid="{5512D118-5CC6-11CF-8D67-00AA00BDCE1D}" r:id="rId1" ax:persistence="persistStorage"/>
+</file>
+
+<file path=word/activeX/activeX59.xml><?xml version="1.0" encoding="utf-8"?>
+<ax:ocx xmlns:ax="http://schemas.microsoft.com/office/2006/activeX" xmlns:r="http://schemas.openxmlformats.org/officeDocument/2006/relationships" ax:classid="{5512D118-5CC6-11CF-8D67-00AA00BDCE1D}" r:id="rId1" ax:persistence="persistStorage"/>
+</file>
+
+<file path=word/activeX/activeX6.xml><?xml version="1.0" encoding="utf-8"?>
+<ax:ocx xmlns:ax="http://schemas.microsoft.com/office/2006/activeX" xmlns:r="http://schemas.openxmlformats.org/officeDocument/2006/relationships" ax:classid="{5512D118-5CC6-11CF-8D67-00AA00BDCE1D}" r:id="rId1" ax:persistence="persistStorage"/>
+</file>
+
+<file path=word/activeX/activeX60.xml><?xml version="1.0" encoding="utf-8"?>
+<ax:ocx xmlns:ax="http://schemas.microsoft.com/office/2006/activeX" xmlns:r="http://schemas.openxmlformats.org/officeDocument/2006/relationships" ax:classid="{5512D118-5CC6-11CF-8D67-00AA00BDCE1D}" r:id="rId1" ax:persistence="persistStorage"/>
+</file>
+
+<file path=word/activeX/activeX61.xml><?xml version="1.0" encoding="utf-8"?>
+<ax:ocx xmlns:ax="http://schemas.microsoft.com/office/2006/activeX" xmlns:r="http://schemas.openxmlformats.org/officeDocument/2006/relationships" ax:classid="{5512D118-5CC6-11CF-8D67-00AA00BDCE1D}" r:id="rId1" ax:persistence="persistStorage"/>
+</file>
+
+<file path=word/activeX/activeX62.xml><?xml version="1.0" encoding="utf-8"?>
+<ax:ocx xmlns:ax="http://schemas.microsoft.com/office/2006/activeX" xmlns:r="http://schemas.openxmlformats.org/officeDocument/2006/relationships" ax:classid="{5512D118-5CC6-11CF-8D67-00AA00BDCE1D}" r:id="rId1" ax:persistence="persistStorage"/>
+</file>
+
+<file path=word/activeX/activeX63.xml><?xml version="1.0" encoding="utf-8"?>
+<ax:ocx xmlns:ax="http://schemas.microsoft.com/office/2006/activeX" xmlns:r="http://schemas.openxmlformats.org/officeDocument/2006/relationships" ax:classid="{5512D118-5CC6-11CF-8D67-00AA00BDCE1D}" r:id="rId1" ax:persistence="persistStorage"/>
+</file>
+
+<file path=word/activeX/activeX64.xml><?xml version="1.0" encoding="utf-8"?>
+<ax:ocx xmlns:ax="http://schemas.microsoft.com/office/2006/activeX" xmlns:r="http://schemas.openxmlformats.org/officeDocument/2006/relationships" ax:classid="{5512D118-5CC6-11CF-8D67-00AA00BDCE1D}" r:id="rId1" ax:persistence="persistStorage"/>
+</file>
+
+<file path=word/activeX/activeX65.xml><?xml version="1.0" encoding="utf-8"?>
+<ax:ocx xmlns:ax="http://schemas.microsoft.com/office/2006/activeX" xmlns:r="http://schemas.openxmlformats.org/officeDocument/2006/relationships" ax:classid="{5512D118-5CC6-11CF-8D67-00AA00BDCE1D}" r:id="rId1" ax:persistence="persistStorage"/>
+</file>
+
+<file path=word/activeX/activeX66.xml><?xml version="1.0" encoding="utf-8"?>
+<ax:ocx xmlns:ax="http://schemas.microsoft.com/office/2006/activeX" xmlns:r="http://schemas.openxmlformats.org/officeDocument/2006/relationships" ax:classid="{5512D118-5CC6-11CF-8D67-00AA00BDCE1D}" r:id="rId1" ax:persistence="persistStorage"/>
+</file>
+
+<file path=word/activeX/activeX67.xml><?xml version="1.0" encoding="utf-8"?>
+<ax:ocx xmlns:ax="http://schemas.microsoft.com/office/2006/activeX" xmlns:r="http://schemas.openxmlformats.org/officeDocument/2006/relationships" ax:classid="{5512D118-5CC6-11CF-8D67-00AA00BDCE1D}" r:id="rId1" ax:persistence="persistStorage"/>
+</file>
+
+<file path=word/activeX/activeX68.xml><?xml version="1.0" encoding="utf-8"?>
+<ax:ocx xmlns:ax="http://schemas.microsoft.com/office/2006/activeX" xmlns:r="http://schemas.openxmlformats.org/officeDocument/2006/relationships" ax:classid="{5512D118-5CC6-11CF-8D67-00AA00BDCE1D}" r:id="rId1" ax:persistence="persistStorage"/>
+</file>
+
+<file path=word/activeX/activeX69.xml><?xml version="1.0" encoding="utf-8"?>
+<ax:ocx xmlns:ax="http://schemas.microsoft.com/office/2006/activeX" xmlns:r="http://schemas.openxmlformats.org/officeDocument/2006/relationships" ax:classid="{5512D118-5CC6-11CF-8D67-00AA00BDCE1D}" r:id="rId1" ax:persistence="persistStorage"/>
+</file>
+
+<file path=word/activeX/activeX7.xml><?xml version="1.0" encoding="utf-8"?>
+<ax:ocx xmlns:ax="http://schemas.microsoft.com/office/2006/activeX" xmlns:r="http://schemas.openxmlformats.org/officeDocument/2006/relationships" ax:classid="{5512D118-5CC6-11CF-8D67-00AA00BDCE1D}" r:id="rId1" ax:persistence="persistStorage"/>
+</file>
+
+<file path=word/activeX/activeX70.xml><?xml version="1.0" encoding="utf-8"?>
+<ax:ocx xmlns:ax="http://schemas.microsoft.com/office/2006/activeX" xmlns:r="http://schemas.openxmlformats.org/officeDocument/2006/relationships" ax:classid="{5512D118-5CC6-11CF-8D67-00AA00BDCE1D}" r:id="rId1" ax:persistence="persistStorage"/>
+</file>
+
+<file path=word/activeX/activeX71.xml><?xml version="1.0" encoding="utf-8"?>
+<ax:ocx xmlns:ax="http://schemas.microsoft.com/office/2006/activeX" xmlns:r="http://schemas.openxmlformats.org/officeDocument/2006/relationships" ax:classid="{5512D118-5CC6-11CF-8D67-00AA00BDCE1D}" r:id="rId1" ax:persistence="persistStorage"/>
+</file>
+
+<file path=word/activeX/activeX72.xml><?xml version="1.0" encoding="utf-8"?>
+<ax:ocx xmlns:ax="http://schemas.microsoft.com/office/2006/activeX" xmlns:r="http://schemas.openxmlformats.org/officeDocument/2006/relationships" ax:classid="{5512D118-5CC6-11CF-8D67-00AA00BDCE1D}" r:id="rId1" ax:persistence="persistStorage"/>
+</file>
+
+<file path=word/activeX/activeX73.xml><?xml version="1.0" encoding="utf-8"?>
+<ax:ocx xmlns:ax="http://schemas.microsoft.com/office/2006/activeX" xmlns:r="http://schemas.openxmlformats.org/officeDocument/2006/relationships" ax:classid="{5512D118-5CC6-11CF-8D67-00AA00BDCE1D}" r:id="rId1" ax:persistence="persistStorage"/>
+</file>
+
+<file path=word/activeX/activeX74.xml><?xml version="1.0" encoding="utf-8"?>
+<ax:ocx xmlns:ax="http://schemas.microsoft.com/office/2006/activeX" xmlns:r="http://schemas.openxmlformats.org/officeDocument/2006/relationships" ax:classid="{5512D118-5CC6-11CF-8D67-00AA00BDCE1D}" r:id="rId1" ax:persistence="persistStorage"/>
+</file>
+
+<file path=word/activeX/activeX75.xml><?xml version="1.0" encoding="utf-8"?>
+<ax:ocx xmlns:ax="http://schemas.microsoft.com/office/2006/activeX" xmlns:r="http://schemas.openxmlformats.org/officeDocument/2006/relationships" ax:classid="{5512D118-5CC6-11CF-8D67-00AA00BDCE1D}" r:id="rId1" ax:persistence="persistStorage"/>
+</file>
+
+<file path=word/activeX/activeX76.xml><?xml version="1.0" encoding="utf-8"?>
+<ax:ocx xmlns:ax="http://schemas.microsoft.com/office/2006/activeX" xmlns:r="http://schemas.openxmlformats.org/officeDocument/2006/relationships" ax:classid="{5512D118-5CC6-11CF-8D67-00AA00BDCE1D}" r:id="rId1" ax:persistence="persistStorage"/>
+</file>
+
+<file path=word/activeX/activeX77.xml><?xml version="1.0" encoding="utf-8"?>
+<ax:ocx xmlns:ax="http://schemas.microsoft.com/office/2006/activeX" xmlns:r="http://schemas.openxmlformats.org/officeDocument/2006/relationships" ax:classid="{5512D118-5CC6-11CF-8D67-00AA00BDCE1D}" r:id="rId1" ax:persistence="persistStorage"/>
+</file>
+
+<file path=word/activeX/activeX78.xml><?xml version="1.0" encoding="utf-8"?>
+<ax:ocx xmlns:ax="http://schemas.microsoft.com/office/2006/activeX" xmlns:r="http://schemas.openxmlformats.org/officeDocument/2006/relationships" ax:classid="{5512D118-5CC6-11CF-8D67-00AA00BDCE1D}" r:id="rId1" ax:persistence="persistStorage"/>
+</file>
+
+<file path=word/activeX/activeX79.xml><?xml version="1.0" encoding="utf-8"?>
+<ax:ocx xmlns:ax="http://schemas.microsoft.com/office/2006/activeX" xmlns:r="http://schemas.openxmlformats.org/officeDocument/2006/relationships" ax:classid="{5512D118-5CC6-11CF-8D67-00AA00BDCE1D}" r:id="rId1" ax:persistence="persistStorage"/>
+</file>
+
+<file path=word/activeX/activeX8.xml><?xml version="1.0" encoding="utf-8"?>
+<ax:ocx xmlns:ax="http://schemas.microsoft.com/office/2006/activeX" xmlns:r="http://schemas.openxmlformats.org/officeDocument/2006/relationships" ax:classid="{5512D118-5CC6-11CF-8D67-00AA00BDCE1D}" r:id="rId1" ax:persistence="persistStorage"/>
+</file>
+
+<file path=word/activeX/activeX80.xml><?xml version="1.0" encoding="utf-8"?>
+<ax:ocx xmlns:ax="http://schemas.microsoft.com/office/2006/activeX" xmlns:r="http://schemas.openxmlformats.org/officeDocument/2006/relationships" ax:classid="{5512D118-5CC6-11CF-8D67-00AA00BDCE1D}" r:id="rId1" ax:persistence="persistStorage"/>
+</file>
+
+<file path=word/activeX/activeX81.xml><?xml version="1.0" encoding="utf-8"?>
+<ax:ocx xmlns:ax="http://schemas.microsoft.com/office/2006/activeX" xmlns:r="http://schemas.openxmlformats.org/officeDocument/2006/relationships" ax:classid="{5512D118-5CC6-11CF-8D67-00AA00BDCE1D}" r:id="rId1" ax:persistence="persistStorage"/>
+</file>
+
+<file path=word/activeX/activeX82.xml><?xml version="1.0" encoding="utf-8"?>
+<ax:ocx xmlns:ax="http://schemas.microsoft.com/office/2006/activeX" xmlns:r="http://schemas.openxmlformats.org/officeDocument/2006/relationships" ax:classid="{5512D118-5CC6-11CF-8D67-00AA00BDCE1D}" r:id="rId1" ax:persistence="persistStorage"/>
+</file>
+
+<file path=word/activeX/activeX83.xml><?xml version="1.0" encoding="utf-8"?>
+<ax:ocx xmlns:ax="http://schemas.microsoft.com/office/2006/activeX" xmlns:r="http://schemas.openxmlformats.org/officeDocument/2006/relationships" ax:classid="{5512D118-5CC6-11CF-8D67-00AA00BDCE1D}" r:id="rId1" ax:persistence="persistStorage"/>
+</file>
+
+<file path=word/activeX/activeX84.xml><?xml version="1.0" encoding="utf-8"?>
+<ax:ocx xmlns:ax="http://schemas.microsoft.com/office/2006/activeX" xmlns:r="http://schemas.openxmlformats.org/officeDocument/2006/relationships" ax:classid="{5512D118-5CC6-11CF-8D67-00AA00BDCE1D}" r:id="rId1" ax:persistence="persistStorage"/>
+</file>
+
+<file path=word/activeX/activeX85.xml><?xml version="1.0" encoding="utf-8"?>
+<ax:ocx xmlns:ax="http://schemas.microsoft.com/office/2006/activeX" xmlns:r="http://schemas.openxmlformats.org/officeDocument/2006/relationships" ax:classid="{5512D118-5CC6-11CF-8D67-00AA00BDCE1D}" r:id="rId1" ax:persistence="persistStorage"/>
+</file>
+
+<file path=word/activeX/activeX86.xml><?xml version="1.0" encoding="utf-8"?>
+<ax:ocx xmlns:ax="http://schemas.microsoft.com/office/2006/activeX" xmlns:r="http://schemas.openxmlformats.org/officeDocument/2006/relationships" ax:classid="{5512D118-5CC6-11CF-8D67-00AA00BDCE1D}" r:id="rId1" ax:persistence="persistStorage"/>
+</file>
+
+<file path=word/activeX/activeX87.xml><?xml version="1.0" encoding="utf-8"?>
+<ax:ocx xmlns:ax="http://schemas.microsoft.com/office/2006/activeX" xmlns:r="http://schemas.openxmlformats.org/officeDocument/2006/relationships" ax:classid="{5512D118-5CC6-11CF-8D67-00AA00BDCE1D}" r:id="rId1" ax:persistence="persistStorage"/>
+</file>
+
+<file path=word/activeX/activeX88.xml><?xml version="1.0" encoding="utf-8"?>
+<ax:ocx xmlns:ax="http://schemas.microsoft.com/office/2006/activeX" xmlns:r="http://schemas.openxmlformats.org/officeDocument/2006/relationships" ax:classid="{5512D118-5CC6-11CF-8D67-00AA00BDCE1D}" r:id="rId1" ax:persistence="persistStorage"/>
+</file>
+
+<file path=word/activeX/activeX89.xml><?xml version="1.0" encoding="utf-8"?>
+<ax:ocx xmlns:ax="http://schemas.microsoft.com/office/2006/activeX" xmlns:r="http://schemas.openxmlformats.org/officeDocument/2006/relationships" ax:classid="{5512D118-5CC6-11CF-8D67-00AA00BDCE1D}" r:id="rId1" ax:persistence="persistStorage"/>
+</file>
+
+<file path=word/activeX/activeX9.xml><?xml version="1.0" encoding="utf-8"?>
+<ax:ocx xmlns:ax="http://schemas.microsoft.com/office/2006/activeX" xmlns:r="http://schemas.openxmlformats.org/officeDocument/2006/relationships" ax:classid="{5512D118-5CC6-11CF-8D67-00AA00BDCE1D}" r:id="rId1" ax:persistence="persistStorage"/>
+</file>
+
+<file path=word/activeX/activeX90.xml><?xml version="1.0" encoding="utf-8"?>
+<ax:ocx xmlns:ax="http://schemas.microsoft.com/office/2006/activeX" xmlns:r="http://schemas.openxmlformats.org/officeDocument/2006/relationships" ax:classid="{5512D118-5CC6-11CF-8D67-00AA00BDCE1D}" r:id="rId1" ax:persistence="persistStorage"/>
+</file>
+
+<file path=word/activeX/activeX91.xml><?xml version="1.0" encoding="utf-8"?>
+<ax:ocx xmlns:ax="http://schemas.microsoft.com/office/2006/activeX" xmlns:r="http://schemas.openxmlformats.org/officeDocument/2006/relationships" ax:classid="{5512D118-5CC6-11CF-8D67-00AA00BDCE1D}" r:id="rId1" ax:persistence="persistStorage"/>
+</file>
+
+<file path=word/activeX/activeX92.xml><?xml version="1.0" encoding="utf-8"?>
+<ax:ocx xmlns:ax="http://schemas.microsoft.com/office/2006/activeX" xmlns:r="http://schemas.openxmlformats.org/officeDocument/2006/relationships" ax:classid="{5512D118-5CC6-11CF-8D67-00AA00BDCE1D}" r:id="rId1" ax:persistence="persistStorage"/>
+</file>
+
+<file path=word/activeX/activeX93.xml><?xml version="1.0" encoding="utf-8"?>
+<ax:ocx xmlns:ax="http://schemas.microsoft.com/office/2006/activeX" xmlns:r="http://schemas.openxmlformats.org/officeDocument/2006/relationships" ax:classid="{5512D118-5CC6-11CF-8D67-00AA00BDCE1D}" r:id="rId1" ax:persistence="persistStorage"/>
+</file>
+
+<file path=word/activeX/activeX94.xml><?xml version="1.0" encoding="utf-8"?>
+<ax:ocx xmlns:ax="http://schemas.microsoft.com/office/2006/activeX" xmlns:r="http://schemas.openxmlformats.org/officeDocument/2006/relationships" ax:classid="{5512D118-5CC6-11CF-8D67-00AA00BDCE1D}" r:id="rId1" ax:persistence="persistStorage"/>
+</file>
+
+<file path=word/activeX/activeX95.xml><?xml version="1.0" encoding="utf-8"?>
+<ax:ocx xmlns:ax="http://schemas.microsoft.com/office/2006/activeX" xmlns:r="http://schemas.openxmlformats.org/officeDocument/2006/relationships" ax:classid="{5512D118-5CC6-11CF-8D67-00AA00BDCE1D}" r:id="rId1" ax:persistence="persistStorage"/>
+</file>
+
+<file path=word/activeX/activeX96.xml><?xml version="1.0" encoding="utf-8"?>
+<ax:ocx xmlns:ax="http://schemas.microsoft.com/office/2006/activeX" xmlns:r="http://schemas.openxmlformats.org/officeDocument/2006/relationships" ax:classid="{5512D118-5CC6-11CF-8D67-00AA00BDCE1D}" r:id="rId1" ax:persistence="persistStorage"/>
+</file>
+
+<file path=word/activeX/activeX97.xml><?xml version="1.0" encoding="utf-8"?>
+<ax:ocx xmlns:ax="http://schemas.microsoft.com/office/2006/activeX" xmlns:r="http://schemas.openxmlformats.org/officeDocument/2006/relationships" ax:classid="{5512D118-5CC6-11CF-8D67-00AA00BDCE1D}" r:id="rId1" ax:persistence="persistStorage"/>
+</file>
+
+<file path=word/activeX/activeX98.xml><?xml version="1.0" encoding="utf-8"?>
+<ax:ocx xmlns:ax="http://schemas.microsoft.com/office/2006/activeX" xmlns:r="http://schemas.openxmlformats.org/officeDocument/2006/relationships" ax:classid="{5512D118-5CC6-11CF-8D67-00AA00BDCE1D}" r:id="rId1" ax:persistence="persistStorage"/>
+</file>
+
+<file path=word/activeX/activeX99.xml><?xml version="1.0" encoding="utf-8"?>
+<ax:ocx xmlns:ax="http://schemas.microsoft.com/office/2006/activeX" xmlns:r="http://schemas.openxmlformats.org/officeDocument/2006/relationships" ax:classid="{5512D118-5CC6-11CF-8D67-00AA00BDCE1D}" r:id="rId1" ax:persistence="persistStorage"/>
+</file>
+
+<file path=word/theme/theme1.xml><?xml version="1.0" encoding="utf-8"?>
 <a:theme xmlns:a="http://schemas.openxmlformats.org/drawingml/2006/main" name="Office 主题">
   <a:themeElements>
     <a:clrScheme name="Office">
@@ -14990,4 +15118,20 @@
   </a:themeElements>
   <a:objectDefaults/>
 </a:theme>
+</file>
+
+<file path=customXml/item1.xml><?xml version="1.0" encoding="utf-8"?>
+<s:customData xmlns="http://www.wps.cn/officeDocument/2013/wpsCustomData" xmlns:s="http://www.wps.cn/officeDocument/2013/wpsCustomData">
+  <customSectProps>
+    <customSectPr/>
+  </customSectProps>
+</s:customData>
+</file>
+
+<file path=customXml/itemProps1.xml><?xml version="1.0" encoding="utf-8"?>
+<ds:datastoreItem xmlns:ds="http://schemas.openxmlformats.org/officeDocument/2006/customXml" ds:itemID="{B1977F7D-205B-4081-913C-38D41E755F92}">
+  <ds:schemaRefs>
+    <ds:schemaRef ds:uri="http://www.wps.cn/officeDocument/2013/wpsCustomData"/>
+  </ds:schemaRefs>
+</ds:datastoreItem>
 </file>